--- a/tillsyn/A 22038-2026 tillsynsbegäran.docx
+++ b/tillsyn/A 22038-2026 tillsynsbegäran.docx
@@ -457,7 +457,7 @@
     <w:r>
       <w:tab/>
       <w:tab/>
-      <w:t>2026-06-06</w:t>
+      <w:t>2026-06-07</w:t>
       <w:br/>
       <w:br/>
     </w:r>

--- a/tillsyn/A 22038-2026 tillsynsbegäran.docx
+++ b/tillsyn/A 22038-2026 tillsynsbegäran.docx
@@ -457,7 +457,7 @@
     <w:r>
       <w:tab/>
       <w:tab/>
-      <w:t>2026-06-07</w:t>
+      <w:t>2026-06-08</w:t>
       <w:br/>
       <w:br/>
     </w:r>

--- a/tillsyn/A 22038-2026 tillsynsbegäran.docx
+++ b/tillsyn/A 22038-2026 tillsynsbegäran.docx
@@ -457,7 +457,7 @@
     <w:r>
       <w:tab/>
       <w:tab/>
-      <w:t>2026-06-08</w:t>
+      <w:t>2026-06-09</w:t>
       <w:br/>
       <w:br/>
     </w:r>

--- a/tillsyn/A 22038-2026 tillsynsbegäran.docx
+++ b/tillsyn/A 22038-2026 tillsynsbegäran.docx
@@ -457,7 +457,7 @@
     <w:r>
       <w:tab/>
       <w:tab/>
-      <w:t>2026-06-09</w:t>
+      <w:t>2026-06-10</w:t>
       <w:br/>
       <w:br/>
     </w:r>

--- a/tillsyn/A 22038-2026 tillsynsbegäran.docx
+++ b/tillsyn/A 22038-2026 tillsynsbegäran.docx
@@ -457,7 +457,7 @@
     <w:r>
       <w:tab/>
       <w:tab/>
-      <w:t>2026-06-10</w:t>
+      <w:t>2026-06-11</w:t>
       <w:br/>
       <w:br/>
     </w:r>

--- a/tillsyn/A 22038-2026 tillsynsbegäran.docx
+++ b/tillsyn/A 22038-2026 tillsynsbegäran.docx
@@ -457,7 +457,7 @@
     <w:r>
       <w:tab/>
       <w:tab/>
-      <w:t>2026-06-11</w:t>
+      <w:t>2026-06-12</w:t>
       <w:br/>
       <w:br/>
     </w:r>

--- a/tillsyn/A 22038-2026 tillsynsbegäran.docx
+++ b/tillsyn/A 22038-2026 tillsynsbegäran.docx
@@ -457,7 +457,7 @@
     <w:r>
       <w:tab/>
       <w:tab/>
-      <w:t>2026-06-12</w:t>
+      <w:t>2026-06-13</w:t>
       <w:br/>
       <w:br/>
     </w:r>

--- a/tillsyn/A 22038-2026 tillsynsbegäran.docx
+++ b/tillsyn/A 22038-2026 tillsynsbegäran.docx
@@ -457,7 +457,7 @@
     <w:r>
       <w:tab/>
       <w:tab/>
-      <w:t>2026-06-13</w:t>
+      <w:t>2026-06-14</w:t>
       <w:br/>
       <w:br/>
     </w:r>

--- a/tillsyn/A 22038-2026 tillsynsbegäran.docx
+++ b/tillsyn/A 22038-2026 tillsynsbegäran.docx
@@ -457,7 +457,7 @@
     <w:r>
       <w:tab/>
       <w:tab/>
-      <w:t>2026-06-14</w:t>
+      <w:t>2026-06-15</w:t>
       <w:br/>
       <w:br/>
     </w:r>

--- a/tillsyn/A 22038-2026 tillsynsbegäran.docx
+++ b/tillsyn/A 22038-2026 tillsynsbegäran.docx
@@ -457,7 +457,7 @@
     <w:r>
       <w:tab/>
       <w:tab/>
-      <w:t>2026-06-15</w:t>
+      <w:t>2026-06-16</w:t>
       <w:br/>
       <w:br/>
     </w:r>

--- a/tillsyn/A 22038-2026 tillsynsbegäran.docx
+++ b/tillsyn/A 22038-2026 tillsynsbegäran.docx
@@ -457,7 +457,7 @@
     <w:r>
       <w:tab/>
       <w:tab/>
-      <w:t>2026-06-16</w:t>
+      <w:t>2026-06-17</w:t>
       <w:br/>
       <w:br/>
     </w:r>

--- a/tillsyn/A 22038-2026 tillsynsbegäran.docx
+++ b/tillsyn/A 22038-2026 tillsynsbegäran.docx
@@ -1,6 +1,6 @@
 
 <file path=word/document.xml><?xml version="1.0" encoding="utf-8"?>
-<w:document xmlns:wpc="http://schemas.microsoft.com/office/word/2010/wordprocessingCanvas" xmlns:cx="http://schemas.microsoft.com/office/drawing/2014/chartex" xmlns:cx1="http://schemas.microsoft.com/office/drawing/2015/9/8/chartex" xmlns:cx2="http://schemas.microsoft.com/office/drawing/2015/10/21/chartex" xmlns:cx3="http://schemas.microsoft.com/office/drawing/2016/5/9/chartex" xmlns:cx4="http://schemas.microsoft.com/office/drawing/2016/5/10/chartex" xmlns:cx5="http://schemas.microsoft.com/office/drawing/2016/5/11/chartex" xmlns:cx6="http://schemas.microsoft.com/office/drawing/2016/5/12/chartex" xmlns:cx7="http://schemas.microsoft.com/office/drawing/2016/5/13/chartex" xmlns:cx8="http://schemas.microsoft.com/office/drawing/2016/5/14/chartex" xmlns:mc="http://schemas.openxmlformats.org/markup-compatibility/2006" xmlns:aink="http://schemas.microsoft.com/office/drawing/2016/ink" xmlns:am3d="http://schemas.microsoft.com/office/drawing/2017/model3d" xmlns:o="urn:schemas-microsoft-com:office:office" xmlns:oel="http://schemas.microsoft.com/office/2019/extlst" xmlns:r="http://schemas.openxmlformats.org/officeDocument/2006/relationships" xmlns:m="http://schemas.openxmlformats.org/officeDocument/2006/math" xmlns:v="urn:schemas-microsoft-com:vml" xmlns:wp14="http://schemas.microsoft.com/office/word/2010/wordprocessingDrawing" xmlns:wp="http://schemas.openxmlformats.org/drawingml/2006/wordprocessingDrawing" xmlns:w10="urn:schemas-microsoft-com:office:word" xmlns:w="http://schemas.openxmlformats.org/wordprocessingml/2006/main" xmlns:w14="http://schemas.microsoft.com/office/word/2010/wordml" xmlns:w15="http://schemas.microsoft.com/office/word/2012/wordml" xmlns:w16cex="http://schemas.microsoft.com/office/word/2018/wordml/cex" xmlns:w16cid="http://schemas.microsoft.com/office/word/2016/wordml/cid" xmlns:w16="http://schemas.microsoft.com/office/word/2018/wordml" xmlns:w16sdtdh="http://schemas.microsoft.com/office/word/2020/wordml/sdtdatahash" xmlns:w16se="http://schemas.microsoft.com/office/word/2015/wordml/symex" xmlns:wpg="http://schemas.microsoft.com/office/word/2010/wordprocessingGroup" xmlns:wpi="http://schemas.microsoft.com/office/word/2010/wordprocessingInk" xmlns:wne="http://schemas.microsoft.com/office/word/2006/wordml" xmlns:wps="http://schemas.microsoft.com/office/word/2010/wordprocessingShape" mc:Ignorable="w14 w15 w16se w16cid w16 w16cex w16sdtdh wp14">
+<w:document xmlns:wpc="http://schemas.microsoft.com/office/word/2010/wordprocessingCanvas" xmlns:cx="http://schemas.microsoft.com/office/drawing/2014/chartex" xmlns:cx1="http://schemas.microsoft.com/office/drawing/2015/9/8/chartex" xmlns:cx2="http://schemas.microsoft.com/office/drawing/2015/10/21/chartex" xmlns:cx3="http://schemas.microsoft.com/office/drawing/2016/5/9/chartex" xmlns:cx4="http://schemas.microsoft.com/office/drawing/2016/5/10/chartex" xmlns:cx5="http://schemas.microsoft.com/office/drawing/2016/5/11/chartex" xmlns:cx6="http://schemas.microsoft.com/office/drawing/2016/5/12/chartex" xmlns:cx7="http://schemas.microsoft.com/office/drawing/2016/5/13/chartex" xmlns:cx8="http://schemas.microsoft.com/office/drawing/2016/5/14/chartex" xmlns:mc="http://schemas.openxmlformats.org/markup-compatibility/2006" xmlns:aink="http://schemas.microsoft.com/office/drawing/2016/ink" xmlns:am3d="http://schemas.microsoft.com/office/drawing/2017/model3d" xmlns:o="urn:schemas-microsoft-com:office:office" xmlns:oel="http://schemas.microsoft.com/office/2019/extlst" xmlns:r="http://schemas.openxmlformats.org/officeDocument/2006/relationships" xmlns:m="http://schemas.openxmlformats.org/officeDocument/2006/math" xmlns:v="urn:schemas-microsoft-com:vml" xmlns:wp14="http://schemas.microsoft.com/office/word/2010/wordprocessingDrawing" xmlns:wp="http://schemas.openxmlformats.org/drawingml/2006/wordprocessingDrawing" xmlns:w10="urn:schemas-microsoft-com:office:word" xmlns:w="http://schemas.openxmlformats.org/wordprocessingml/2006/main" xmlns:w14="http://schemas.microsoft.com/office/word/2010/wordml" xmlns:w15="http://schemas.microsoft.com/office/word/2012/wordml" xmlns:w16cex="http://schemas.microsoft.com/office/word/2018/wordml/cex" xmlns:w16cid="http://schemas.microsoft.com/office/word/2016/wordml/cid" xmlns:w16="http://schemas.microsoft.com/office/word/2018/wordml" xmlns:w16du="http://schemas.microsoft.com/office/word/2023/wordml/word16du" xmlns:w16sdtdh="http://schemas.microsoft.com/office/word/2020/wordml/sdtdatahash" xmlns:w16sdtfl="http://schemas.microsoft.com/office/word/2024/wordml/sdtformatlock" xmlns:w16se="http://schemas.microsoft.com/office/word/2015/wordml/symex" xmlns:wpg="http://schemas.microsoft.com/office/word/2010/wordprocessingGroup" xmlns:wpi="http://schemas.microsoft.com/office/word/2010/wordprocessingInk" xmlns:wne="http://schemas.microsoft.com/office/word/2006/wordml" xmlns:wps="http://schemas.microsoft.com/office/word/2010/wordprocessingShape" mc:Ignorable="w14 w15 w16se w16cid w16 w16cex w16sdtdh w16sdtfl w16du wp14">
   <w:body>
     <w:p>
       <w:pPr>
@@ -12,35 +12,10 @@
     </w:p>
     <w:p>
       <w:r>
-        <w:t>Detta dokument behandlar höga naturvärden i avverkningsanmälan A 22038-2026 i Osby kommun. Denna avverkningsanmälan inkom 2026-05-11 10:52:39 och omfattar 3,9 ha.</w:t>
+        <w:t>Detta dokument behandlar höga naturvärden i avverkningsanmälan A 22038-2026 i Osby kommun som inkom 2026-05-11 och omfattar 3,9 ha.</w:t>
       </w:r>
-    </w:p>
-    <w:p>
       <w:r>
-        <w:t>Vi begär härmed att Skogsstyrelsen fattar beslut enligt miljöbalken som säkerställer att skogens höga naturvärden bevaras samt säkerställer att EU-lagstiftning efterlevs och att artskyddsbrott förhindras. Vi önskar även ta del av de ställningstaganden och beslut som myndigheterna meddelar till följd av aktuell avverkningsanmälan och föreningens inlaga (se 34 § förvaltningslagen).</w:t>
-      </w:r>
-    </w:p>
-    <w:p>
-      <w:r>
-        <w:t>Nedan beskrivs fynd av naturvårdsarter och fridlysta arter som gjorts i det avverkningsanmälda området. I BILAGA 1 finns artfakta om fridlysta arter.</w:t>
-      </w:r>
-    </w:p>
-    <w:p>
-      <w:pPr>
-        <w:pStyle w:val="Heading1"/>
-      </w:pPr>
-      <w:r>
-        <w:t>Naturvårdsarter</w:t>
-      </w:r>
-    </w:p>
-    <w:p>
-      <w:r>
-        <w:t>I avverkningsanmälan har följande 2 naturvårdsarter hittats: entita (NT, §4) och spillkråka (NT, §4). Av dessa är 2 rödlistade. För rödlistade arter har rödlistekategorin angivits inom parentes. För fridlysta arter anges även paragrafen i Artskyddsförordningen som arten är fridlyst enligt.</w:t>
-      </w:r>
-    </w:p>
-    <w:p>
-      <w:r>
-        <w:t>De påträffade naturvårdsarterna är ett tydligt kvitto på att detta rör sig om en skog med höga naturvärden. I Figur 1 visas en karta över det avverkningsanmälda området, där samtliga fyndplatser för naturvårdsarter som finns registrerade på Artportalen har markerats.</w:t>
+        <w:t xml:space="preserve"> I Figur 1 visas fyndplatser för naturvårdsarter i området, som finns registrerade på Artportalen.</w:t>
       </w:r>
     </w:p>
     <w:p>
@@ -50,7 +25,7 @@
       <w:r>
         <w:drawing>
           <wp:inline xmlns:a="http://schemas.openxmlformats.org/drawingml/2006/main" xmlns:pic="http://schemas.openxmlformats.org/drawingml/2006/picture">
-            <wp:extent cx="5486400" cy="4740072"/>
+            <wp:extent cx="5486400" cy="4662799"/>
             <wp:docPr id="1" name="Picture 1"/>
             <wp:cNvGraphicFramePr>
               <a:graphicFrameLocks noChangeAspect="1"/>
@@ -71,7 +46,7 @@
                   <pic:spPr>
                     <a:xfrm>
                       <a:off x="0" y="0"/>
-                      <a:ext cx="5486400" cy="4740072"/>
+                      <a:ext cx="5486400" cy="4662799"/>
                     </a:xfrm>
                     <a:prstGeom prst="rect"/>
                   </pic:spPr>
@@ -85,9 +60,25 @@
     <w:p>
       <w:pPr>
         <w:pStyle w:val="Caption"/>
+        <w:spacing w:after="240"/>
       </w:pPr>
       <w:r>
-        <w:t>Figur 1. Fyndplatser för naturvårdsarter i det avverkningsanmälda området (röd linje). Markörer utan svart kant är placerade på fyndplatsen. Markörer med svart kant är placerade vid sidan av fyndplatsen och har ett svart streck som visar fyndplatsens exakta position. Kartans mittpunktskoordinat är N 6253945, E 468167 i SWEREF 99 TM.</w:t>
+        <w:t>Figur 1. Fyndplatser för naturvårdsarter i och inom 12 meter från avverkningsanmälan (röd linje). Inom parentes anges rödlistekategorier, S för signalarter, Tför typiska arter och fridlysningsparagrafer i artskyddsförordningen.Markörer utan svart kant är placerade på fyndplatsen. Markörer med svart kant är placerade vid sidan av fyndplatsen och har ett svart streck som visar fyndplatsens exakta position. Kartans mittpunktskoordinat är N 6253945, E 468167 i SWEREF 99 TM.</w:t>
+      </w:r>
+    </w:p>
+    <w:p>
+      <w:r>
+        <w:t>Vi begär härmed att Skogsstyrelsen fattar beslut enligt miljöbalken som säkerställer att skogens höga naturvärden bevaras samt att EU-lagstiftning efterlevs och att artskyddsbrott förhindras.</w:t>
+      </w:r>
+    </w:p>
+    <w:p>
+      <w:r>
+        <w:t>Vi önskar även ta del av de ställningstaganden och beslut som myndigheten meddelar till följd av aktuell avverkningsanmälan och föreningens inlaga (se 34 § förvaltningslagen).</w:t>
+      </w:r>
+    </w:p>
+    <w:p>
+      <w:r>
+        <w:t>Nedan beskrivs fynd av naturvårdsarter och fridlysta arter som gjorts i det avverkningsanmälda området. I BILAGA 1 finns artfakta om fridlysta arter.</w:t>
       </w:r>
     </w:p>
     <w:p>
@@ -95,12 +86,30 @@
         <w:pStyle w:val="Heading1"/>
       </w:pPr>
       <w:r>
+        <w:t>Naturvårdsarter</w:t>
+      </w:r>
+    </w:p>
+    <w:p>
+      <w:r>
+        <w:t>I och inom 12 meter från avverkningsanmälan har följande 3 naturvårdsarter hittats: entita (NT, T, §4), talltita (NT, §4) och spillkråka (T, §4). Av dessa är 2 rödlistade. För rödlistade arter har rödlistekategorin angivits inom parentes. Typiska arter inom Natura 2000 som är kopplade till skogsekosystem har markerats med (T). För fridlysta arter anges även paragrafen i Artskyddsförordningen som arten är fridlyst enligt.</w:t>
+      </w:r>
+    </w:p>
+    <w:p>
+      <w:r>
+        <w:t>De påträffade naturvårdsarterna är ett tydligt kvitto på att det rör sig om en skog med höga naturvärden.</w:t>
+      </w:r>
+    </w:p>
+    <w:p>
+      <w:pPr>
+        <w:pStyle w:val="Heading2"/>
+      </w:pPr>
+      <w:r>
         <w:t>Fridlysta arter</w:t>
       </w:r>
     </w:p>
     <w:p>
       <w:r>
-        <w:t>Följande fridlysta arter har sina livsmiljöer och växtplatser i den avverkningsanmälda skogen: entita (NT, §4) och spillkråka (NT, §4).</w:t>
+        <w:t>Följande fridlysta arter har sina livsmiljöer och växtplatser i den avverkningsanmälda skogen: entita (NT, T, §4), talltita (NT, §4) och spillkråka (T, §4).</w:t>
       </w:r>
     </w:p>
     <w:p>
@@ -164,6 +173,17 @@
       </w:r>
       <w:r>
         <w:t>. Den behöver grova träd, främst tall, asp och bok som boträd. Skogsbruk med korta omloppstider och täta, homogena ungskogar utgör det största hotet. Spillkråka är en nyckelart i skogliga miljöer vars övergivna bohål utnyttjas av flera andra hålhäckande fågelarter och fladdermöss, däribland pärluggla (EN, §4), knipa (§4), salskrake (§4) och skogsduva (§4). Hökuggla (VU, §4) och slaguggla (§4) häckar ofta i högstubbar som brutits av i höjd med ett gammalt spillkråkebo (SLU Artdatabanken, 2026; Skogsstyrelsen, 2016).</w:t>
+      </w:r>
+    </w:p>
+    <w:p>
+      <w:r>
+        <w:rPr>
+          <w:b/>
+        </w:rPr>
+        <w:t>Talltita (NT, §4)</w:t>
+      </w:r>
+      <w:r>
+        <w:t>, rödlistad som nära hotad och prioriterad art i Skogsvårdslagen, har häckningsrevir i anmälan. Arten har minskat kraftigt de senaste 30 åren och minskningstakten innevarande 10-årsperiod beräknas till 20 (10–30) %. Talltitan är synnerligen trogen sitt cirka 15 hektar stora revir och är beroende av flerskiktade olikåldriga skogar för att kunna föda upp sina ungar. Talltitan försvinner om dess livsmiljö kalavverkas (Eggers &amp; Low, 2014; Ekman, 1979; Griesser et al, 2007; Klein, 2020; Siffczyk et al, 2003; SLU Artdatabanken, 2021).</w:t>
       </w:r>
     </w:p>
     <w:p>
@@ -329,6 +349,126 @@
         <w:t>SLU Artdatabanken, Uppsala.</w:t>
       </w:r>
     </w:p>
+    <w:p>
+      <w:pPr>
+        <w:pStyle w:val="Heading1"/>
+      </w:pPr>
+      <w:r>
+        <w:t>Talltita – ekologi samt krav på livsmiljön</w:t>
+      </w:r>
+    </w:p>
+    <w:p>
+      <w:r>
+        <w:t>Talltita är rödlistad som NT, fridlyst och prioriterad art i Skogsvårdslagen. Den omfattas av EU:s fågeldirektiv. Arten har minskat kraftigt de senaste 30 åren och minskningstakten innevarande 10-årsperiod beräknas till 20 (10–30) % (SLU Artdatabanken, 2022).</w:t>
+      </w:r>
+    </w:p>
+    <w:p>
+      <w:r>
+        <w:t>Talltita föredrar större sammanhängande barrskogar, och finns såväl i tallskog som granskog och i lövblandad barrskog. Skogens struktur är viktig och ska helst vara flerskiktad med riklig underväxt av mindre granar, björk och andra lövträd och buskar. Tillgång på murknande högstubbar är särskilt viktig, eftersom talltitan helst själv hackar ut sitt bohål (SLU Artdatabanken, 2022).</w:t>
+      </w:r>
+    </w:p>
+    <w:p>
+      <w:r>
+        <w:t>Det finns flera studier som visar att talltita är känslig för gallring och inte överlever när dess livsmiljö kalavverkas (Eggers and Low, 2014; Griesser et al., 2007; Klein, 2020). Talltitans revir är förhållandevis stora, 10–20 hektar och arten missgynnas när skogen fragmenteras. Kalavverkning av större delar av reviret innebär att det överges (Artdatabanken, 2021).</w:t>
+      </w:r>
+    </w:p>
+    <w:p>
+      <w:r>
+        <w:t>Talltitan är synnerligen trogen sitt revir så länge paret lever och biotopen förblir intakt. Paret stannar i sitt revir året om. En förlust av ett revir har därför en stor inverkan på den lokala populationen och trakthyggesbruket anses vara orsak till den svenska populationens kraftiga minskning. Talltiteparets revirtrohet innebär att närhelst under året man observerar en adult talltita så ingår denna plats i reviret (Siffczyk et al., 2003; Ekman, 1979).</w:t>
+      </w:r>
+    </w:p>
+    <w:p>
+      <w:pPr>
+        <w:pStyle w:val="Heading2"/>
+      </w:pPr>
+      <w:r>
+        <w:t>Referenser – talltita</w:t>
+      </w:r>
+    </w:p>
+    <w:p>
+      <w:r>
+        <w:t xml:space="preserve">Eggers, S., Low, M., 2014. </w:t>
+      </w:r>
+      <w:r>
+        <w:rPr>
+          <w:i/>
+        </w:rPr>
+        <w:t xml:space="preserve">Differential demographic responses of sympatric Parids to vegetation management in boreal forest. </w:t>
+      </w:r>
+      <w:r>
+        <w:t>For. Ecol. Manage. 319, 169–175.</w:t>
+      </w:r>
+    </w:p>
+    <w:p>
+      <w:r>
+        <w:t xml:space="preserve">Ekman, J., 1979. </w:t>
+      </w:r>
+      <w:r>
+        <w:rPr>
+          <w:i/>
+        </w:rPr>
+        <w:t xml:space="preserve">Coherence, composition and territories of winter social groups of the Willow Tit Parus montanus and the Crested Tit P. cristatus. </w:t>
+      </w:r>
+      <w:r>
+        <w:t>Ornis Scandinavica, 10, pp 56–68</w:t>
+      </w:r>
+    </w:p>
+    <w:p>
+      <w:r>
+        <w:t xml:space="preserve">Griesser, M., Nystrand, M., Eggers, S., Ekman, J., 2007. </w:t>
+      </w:r>
+      <w:r>
+        <w:rPr>
+          <w:i/>
+        </w:rPr>
+        <w:t xml:space="preserve">Impact of forestry practices on fitness correlates and population productivity in an open-nesting bird species. </w:t>
+      </w:r>
+      <w:r>
+        <w:t>Conserv. Biol. 21, 767–774. https://doi.org/10.1111/j.1523- 1739.2007.00675.x</w:t>
+      </w:r>
+    </w:p>
+    <w:p>
+      <w:r>
+        <w:t xml:space="preserve">Klein, J., 2020. </w:t>
+      </w:r>
+      <w:r>
+        <w:rPr>
+          <w:i/>
+        </w:rPr>
+        <w:t xml:space="preserve">The forgotten forest – On thinning, retention, and biodiversity in the boreal forest. </w:t>
+      </w:r>
+      <w:r>
+        <w:t>Doctoral Thesis No. 2020:50</w:t>
+      </w:r>
+    </w:p>
+    <w:p>
+      <w:r>
+        <w:t xml:space="preserve">Siffczyk, C., Brotons, L., Kangas, K., Orell, M., 2003. </w:t>
+      </w:r>
+      <w:r>
+        <w:rPr>
+          <w:i/>
+        </w:rPr>
+        <w:t xml:space="preserve">Home range size of willow tits. </w:t>
+      </w:r>
+      <w:r>
+        <w:t>Oecologica, 136, 635–642 (2003)</w:t>
+      </w:r>
+    </w:p>
+    <w:p>
+      <w:r>
+        <w:t xml:space="preserve">SLU Artdatabanken, 2021. </w:t>
+      </w:r>
+      <w:r>
+        <w:rPr>
+          <w:i/>
+        </w:rPr>
+        <w:t xml:space="preserve">Artfaktablad. Naturvård – artfakta. </w:t>
+      </w:r>
+      <w:r>
+        <w:t>SLU Artdatabanken, Uppsala</w:t>
+      </w:r>
+    </w:p>
     <w:sectPr>
       <w:headerReference w:type="even" r:id="rId8"/>
       <w:headerReference w:type="default" r:id="rId9"/>
@@ -347,7 +487,7 @@
 </file>
 
 <file path=word/endnotes.xml><?xml version="1.0" encoding="utf-8"?>
-<w:endnotes xmlns:wpc="http://schemas.microsoft.com/office/word/2010/wordprocessingCanvas" xmlns:cx="http://schemas.microsoft.com/office/drawing/2014/chartex" xmlns:cx1="http://schemas.microsoft.com/office/drawing/2015/9/8/chartex" xmlns:cx2="http://schemas.microsoft.com/office/drawing/2015/10/21/chartex" xmlns:cx3="http://schemas.microsoft.com/office/drawing/2016/5/9/chartex" xmlns:cx4="http://schemas.microsoft.com/office/drawing/2016/5/10/chartex" xmlns:cx5="http://schemas.microsoft.com/office/drawing/2016/5/11/chartex" xmlns:cx6="http://schemas.microsoft.com/office/drawing/2016/5/12/chartex" xmlns:cx7="http://schemas.microsoft.com/office/drawing/2016/5/13/chartex" xmlns:cx8="http://schemas.microsoft.com/office/drawing/2016/5/14/chartex" xmlns:mc="http://schemas.openxmlformats.org/markup-compatibility/2006" xmlns:aink="http://schemas.microsoft.com/office/drawing/2016/ink" xmlns:am3d="http://schemas.microsoft.com/office/drawing/2017/model3d" xmlns:o="urn:schemas-microsoft-com:office:office" xmlns:oel="http://schemas.microsoft.com/office/2019/extlst" xmlns:r="http://schemas.openxmlformats.org/officeDocument/2006/relationships" xmlns:m="http://schemas.openxmlformats.org/officeDocument/2006/math" xmlns:v="urn:schemas-microsoft-com:vml" xmlns:wp14="http://schemas.microsoft.com/office/word/2010/wordprocessingDrawing" xmlns:wp="http://schemas.openxmlformats.org/drawingml/2006/wordprocessingDrawing" xmlns:w10="urn:schemas-microsoft-com:office:word" xmlns:w="http://schemas.openxmlformats.org/wordprocessingml/2006/main" xmlns:w14="http://schemas.microsoft.com/office/word/2010/wordml" xmlns:w15="http://schemas.microsoft.com/office/word/2012/wordml" xmlns:w16cex="http://schemas.microsoft.com/office/word/2018/wordml/cex" xmlns:w16cid="http://schemas.microsoft.com/office/word/2016/wordml/cid" xmlns:w16="http://schemas.microsoft.com/office/word/2018/wordml" xmlns:w16sdtdh="http://schemas.microsoft.com/office/word/2020/wordml/sdtdatahash" xmlns:w16se="http://schemas.microsoft.com/office/word/2015/wordml/symex" xmlns:wpg="http://schemas.microsoft.com/office/word/2010/wordprocessingGroup" xmlns:wpi="http://schemas.microsoft.com/office/word/2010/wordprocessingInk" xmlns:wne="http://schemas.microsoft.com/office/word/2006/wordml" xmlns:wps="http://schemas.microsoft.com/office/word/2010/wordprocessingShape" mc:Ignorable="w14 w15 w16se w16cid w16 w16cex w16sdtdh wp14">
+<w:endnotes xmlns:wpc="http://schemas.microsoft.com/office/word/2010/wordprocessingCanvas" xmlns:cx="http://schemas.microsoft.com/office/drawing/2014/chartex" xmlns:cx1="http://schemas.microsoft.com/office/drawing/2015/9/8/chartex" xmlns:cx2="http://schemas.microsoft.com/office/drawing/2015/10/21/chartex" xmlns:cx3="http://schemas.microsoft.com/office/drawing/2016/5/9/chartex" xmlns:cx4="http://schemas.microsoft.com/office/drawing/2016/5/10/chartex" xmlns:cx5="http://schemas.microsoft.com/office/drawing/2016/5/11/chartex" xmlns:cx6="http://schemas.microsoft.com/office/drawing/2016/5/12/chartex" xmlns:cx7="http://schemas.microsoft.com/office/drawing/2016/5/13/chartex" xmlns:cx8="http://schemas.microsoft.com/office/drawing/2016/5/14/chartex" xmlns:mc="http://schemas.openxmlformats.org/markup-compatibility/2006" xmlns:aink="http://schemas.microsoft.com/office/drawing/2016/ink" xmlns:am3d="http://schemas.microsoft.com/office/drawing/2017/model3d" xmlns:o="urn:schemas-microsoft-com:office:office" xmlns:oel="http://schemas.microsoft.com/office/2019/extlst" xmlns:r="http://schemas.openxmlformats.org/officeDocument/2006/relationships" xmlns:m="http://schemas.openxmlformats.org/officeDocument/2006/math" xmlns:v="urn:schemas-microsoft-com:vml" xmlns:wp14="http://schemas.microsoft.com/office/word/2010/wordprocessingDrawing" xmlns:wp="http://schemas.openxmlformats.org/drawingml/2006/wordprocessingDrawing" xmlns:w10="urn:schemas-microsoft-com:office:word" xmlns:w="http://schemas.openxmlformats.org/wordprocessingml/2006/main" xmlns:w14="http://schemas.microsoft.com/office/word/2010/wordml" xmlns:w15="http://schemas.microsoft.com/office/word/2012/wordml" xmlns:w16cex="http://schemas.microsoft.com/office/word/2018/wordml/cex" xmlns:w16cid="http://schemas.microsoft.com/office/word/2016/wordml/cid" xmlns:w16="http://schemas.microsoft.com/office/word/2018/wordml" xmlns:w16du="http://schemas.microsoft.com/office/word/2023/wordml/word16du" xmlns:w16sdtdh="http://schemas.microsoft.com/office/word/2020/wordml/sdtdatahash" xmlns:w16sdtfl="http://schemas.microsoft.com/office/word/2024/wordml/sdtformatlock" xmlns:w16se="http://schemas.microsoft.com/office/word/2015/wordml/symex" xmlns:wpg="http://schemas.microsoft.com/office/word/2010/wordprocessingGroup" xmlns:wpi="http://schemas.microsoft.com/office/word/2010/wordprocessingInk" xmlns:wne="http://schemas.microsoft.com/office/word/2006/wordml" xmlns:wps="http://schemas.microsoft.com/office/word/2010/wordprocessingShape" mc:Ignorable="w14 w15 w16se w16cid w16 w16cex w16sdtdh w16sdtfl w16du wp14">
   <w:endnote w:type="separator" w:id="-1">
     <w:p>
       <w:pPr>
@@ -372,7 +512,7 @@
 </file>
 
 <file path=word/footer1.xml><?xml version="1.0" encoding="utf-8"?>
-<w:ftr xmlns:wpc="http://schemas.microsoft.com/office/word/2010/wordprocessingCanvas" xmlns:cx="http://schemas.microsoft.com/office/drawing/2014/chartex" xmlns:cx1="http://schemas.microsoft.com/office/drawing/2015/9/8/chartex" xmlns:cx2="http://schemas.microsoft.com/office/drawing/2015/10/21/chartex" xmlns:cx3="http://schemas.microsoft.com/office/drawing/2016/5/9/chartex" xmlns:cx4="http://schemas.microsoft.com/office/drawing/2016/5/10/chartex" xmlns:cx5="http://schemas.microsoft.com/office/drawing/2016/5/11/chartex" xmlns:cx6="http://schemas.microsoft.com/office/drawing/2016/5/12/chartex" xmlns:cx7="http://schemas.microsoft.com/office/drawing/2016/5/13/chartex" xmlns:cx8="http://schemas.microsoft.com/office/drawing/2016/5/14/chartex" xmlns:mc="http://schemas.openxmlformats.org/markup-compatibility/2006" xmlns:aink="http://schemas.microsoft.com/office/drawing/2016/ink" xmlns:am3d="http://schemas.microsoft.com/office/drawing/2017/model3d" xmlns:o="urn:schemas-microsoft-com:office:office" xmlns:oel="http://schemas.microsoft.com/office/2019/extlst" xmlns:r="http://schemas.openxmlformats.org/officeDocument/2006/relationships" xmlns:m="http://schemas.openxmlformats.org/officeDocument/2006/math" xmlns:v="urn:schemas-microsoft-com:vml" xmlns:wp14="http://schemas.microsoft.com/office/word/2010/wordprocessingDrawing" xmlns:wp="http://schemas.openxmlformats.org/drawingml/2006/wordprocessingDrawing" xmlns:w10="urn:schemas-microsoft-com:office:word" xmlns:w="http://schemas.openxmlformats.org/wordprocessingml/2006/main" xmlns:w14="http://schemas.microsoft.com/office/word/2010/wordml" xmlns:w15="http://schemas.microsoft.com/office/word/2012/wordml" xmlns:w16cex="http://schemas.microsoft.com/office/word/2018/wordml/cex" xmlns:w16cid="http://schemas.microsoft.com/office/word/2016/wordml/cid" xmlns:w16="http://schemas.microsoft.com/office/word/2018/wordml" xmlns:w16sdtdh="http://schemas.microsoft.com/office/word/2020/wordml/sdtdatahash" xmlns:w16se="http://schemas.microsoft.com/office/word/2015/wordml/symex" xmlns:wpg="http://schemas.microsoft.com/office/word/2010/wordprocessingGroup" xmlns:wpi="http://schemas.microsoft.com/office/word/2010/wordprocessingInk" xmlns:wne="http://schemas.microsoft.com/office/word/2006/wordml" xmlns:wps="http://schemas.microsoft.com/office/word/2010/wordprocessingShape" mc:Ignorable="w14 w15 w16se w16cid w16 w16cex w16sdtdh wp14">
+<w:ftr xmlns:wpc="http://schemas.microsoft.com/office/word/2010/wordprocessingCanvas" xmlns:cx="http://schemas.microsoft.com/office/drawing/2014/chartex" xmlns:cx1="http://schemas.microsoft.com/office/drawing/2015/9/8/chartex" xmlns:cx2="http://schemas.microsoft.com/office/drawing/2015/10/21/chartex" xmlns:cx3="http://schemas.microsoft.com/office/drawing/2016/5/9/chartex" xmlns:cx4="http://schemas.microsoft.com/office/drawing/2016/5/10/chartex" xmlns:cx5="http://schemas.microsoft.com/office/drawing/2016/5/11/chartex" xmlns:cx6="http://schemas.microsoft.com/office/drawing/2016/5/12/chartex" xmlns:cx7="http://schemas.microsoft.com/office/drawing/2016/5/13/chartex" xmlns:cx8="http://schemas.microsoft.com/office/drawing/2016/5/14/chartex" xmlns:mc="http://schemas.openxmlformats.org/markup-compatibility/2006" xmlns:aink="http://schemas.microsoft.com/office/drawing/2016/ink" xmlns:am3d="http://schemas.microsoft.com/office/drawing/2017/model3d" xmlns:o="urn:schemas-microsoft-com:office:office" xmlns:oel="http://schemas.microsoft.com/office/2019/extlst" xmlns:r="http://schemas.openxmlformats.org/officeDocument/2006/relationships" xmlns:m="http://schemas.openxmlformats.org/officeDocument/2006/math" xmlns:v="urn:schemas-microsoft-com:vml" xmlns:wp14="http://schemas.microsoft.com/office/word/2010/wordprocessingDrawing" xmlns:wp="http://schemas.openxmlformats.org/drawingml/2006/wordprocessingDrawing" xmlns:w10="urn:schemas-microsoft-com:office:word" xmlns:w="http://schemas.openxmlformats.org/wordprocessingml/2006/main" xmlns:w14="http://schemas.microsoft.com/office/word/2010/wordml" xmlns:w15="http://schemas.microsoft.com/office/word/2012/wordml" xmlns:w16cex="http://schemas.microsoft.com/office/word/2018/wordml/cex" xmlns:w16cid="http://schemas.microsoft.com/office/word/2016/wordml/cid" xmlns:w16="http://schemas.microsoft.com/office/word/2018/wordml" xmlns:w16du="http://schemas.microsoft.com/office/word/2023/wordml/word16du" xmlns:w16sdtdh="http://schemas.microsoft.com/office/word/2020/wordml/sdtdatahash" xmlns:w16sdtfl="http://schemas.microsoft.com/office/word/2024/wordml/sdtformatlock" xmlns:w16se="http://schemas.microsoft.com/office/word/2015/wordml/symex" xmlns:wpg="http://schemas.microsoft.com/office/word/2010/wordprocessingGroup" xmlns:wpi="http://schemas.microsoft.com/office/word/2010/wordprocessingInk" xmlns:wne="http://schemas.microsoft.com/office/word/2006/wordml" xmlns:wps="http://schemas.microsoft.com/office/word/2010/wordprocessingShape" mc:Ignorable="w14 w15 w16se w16cid w16 w16cex w16sdtdh w16sdtfl w16du wp14">
   <w:p>
     <w:pPr>
       <w:pStyle w:val="Footer"/>
@@ -382,7 +522,7 @@
 </file>
 
 <file path=word/footer2.xml><?xml version="1.0" encoding="utf-8"?>
-<w:ftr xmlns:wpc="http://schemas.microsoft.com/office/word/2010/wordprocessingCanvas" xmlns:cx="http://schemas.microsoft.com/office/drawing/2014/chartex" xmlns:cx1="http://schemas.microsoft.com/office/drawing/2015/9/8/chartex" xmlns:cx2="http://schemas.microsoft.com/office/drawing/2015/10/21/chartex" xmlns:cx3="http://schemas.microsoft.com/office/drawing/2016/5/9/chartex" xmlns:cx4="http://schemas.microsoft.com/office/drawing/2016/5/10/chartex" xmlns:cx5="http://schemas.microsoft.com/office/drawing/2016/5/11/chartex" xmlns:cx6="http://schemas.microsoft.com/office/drawing/2016/5/12/chartex" xmlns:cx7="http://schemas.microsoft.com/office/drawing/2016/5/13/chartex" xmlns:cx8="http://schemas.microsoft.com/office/drawing/2016/5/14/chartex" xmlns:mc="http://schemas.openxmlformats.org/markup-compatibility/2006" xmlns:aink="http://schemas.microsoft.com/office/drawing/2016/ink" xmlns:am3d="http://schemas.microsoft.com/office/drawing/2017/model3d" xmlns:o="urn:schemas-microsoft-com:office:office" xmlns:oel="http://schemas.microsoft.com/office/2019/extlst" xmlns:r="http://schemas.openxmlformats.org/officeDocument/2006/relationships" xmlns:m="http://schemas.openxmlformats.org/officeDocument/2006/math" xmlns:v="urn:schemas-microsoft-com:vml" xmlns:wp14="http://schemas.microsoft.com/office/word/2010/wordprocessingDrawing" xmlns:wp="http://schemas.openxmlformats.org/drawingml/2006/wordprocessingDrawing" xmlns:w10="urn:schemas-microsoft-com:office:word" xmlns:w="http://schemas.openxmlformats.org/wordprocessingml/2006/main" xmlns:w14="http://schemas.microsoft.com/office/word/2010/wordml" xmlns:w15="http://schemas.microsoft.com/office/word/2012/wordml" xmlns:w16cex="http://schemas.microsoft.com/office/word/2018/wordml/cex" xmlns:w16cid="http://schemas.microsoft.com/office/word/2016/wordml/cid" xmlns:w16="http://schemas.microsoft.com/office/word/2018/wordml" xmlns:w16sdtdh="http://schemas.microsoft.com/office/word/2020/wordml/sdtdatahash" xmlns:w16se="http://schemas.microsoft.com/office/word/2015/wordml/symex" xmlns:wpg="http://schemas.microsoft.com/office/word/2010/wordprocessingGroup" xmlns:wpi="http://schemas.microsoft.com/office/word/2010/wordprocessingInk" xmlns:wne="http://schemas.microsoft.com/office/word/2006/wordml" xmlns:wps="http://schemas.microsoft.com/office/word/2010/wordprocessingShape" mc:Ignorable="w14 w15 w16se w16cid w16 w16cex w16sdtdh wp14">
+<w:ftr xmlns:wpc="http://schemas.microsoft.com/office/word/2010/wordprocessingCanvas" xmlns:cx="http://schemas.microsoft.com/office/drawing/2014/chartex" xmlns:cx1="http://schemas.microsoft.com/office/drawing/2015/9/8/chartex" xmlns:cx2="http://schemas.microsoft.com/office/drawing/2015/10/21/chartex" xmlns:cx3="http://schemas.microsoft.com/office/drawing/2016/5/9/chartex" xmlns:cx4="http://schemas.microsoft.com/office/drawing/2016/5/10/chartex" xmlns:cx5="http://schemas.microsoft.com/office/drawing/2016/5/11/chartex" xmlns:cx6="http://schemas.microsoft.com/office/drawing/2016/5/12/chartex" xmlns:cx7="http://schemas.microsoft.com/office/drawing/2016/5/13/chartex" xmlns:cx8="http://schemas.microsoft.com/office/drawing/2016/5/14/chartex" xmlns:mc="http://schemas.openxmlformats.org/markup-compatibility/2006" xmlns:aink="http://schemas.microsoft.com/office/drawing/2016/ink" xmlns:am3d="http://schemas.microsoft.com/office/drawing/2017/model3d" xmlns:o="urn:schemas-microsoft-com:office:office" xmlns:oel="http://schemas.microsoft.com/office/2019/extlst" xmlns:r="http://schemas.openxmlformats.org/officeDocument/2006/relationships" xmlns:m="http://schemas.openxmlformats.org/officeDocument/2006/math" xmlns:v="urn:schemas-microsoft-com:vml" xmlns:wp14="http://schemas.microsoft.com/office/word/2010/wordprocessingDrawing" xmlns:wp="http://schemas.openxmlformats.org/drawingml/2006/wordprocessingDrawing" xmlns:w10="urn:schemas-microsoft-com:office:word" xmlns:w="http://schemas.openxmlformats.org/wordprocessingml/2006/main" xmlns:w14="http://schemas.microsoft.com/office/word/2010/wordml" xmlns:w15="http://schemas.microsoft.com/office/word/2012/wordml" xmlns:w16cex="http://schemas.microsoft.com/office/word/2018/wordml/cex" xmlns:w16cid="http://schemas.microsoft.com/office/word/2016/wordml/cid" xmlns:w16="http://schemas.microsoft.com/office/word/2018/wordml" xmlns:w16du="http://schemas.microsoft.com/office/word/2023/wordml/word16du" xmlns:w16sdtdh="http://schemas.microsoft.com/office/word/2020/wordml/sdtdatahash" xmlns:w16sdtfl="http://schemas.microsoft.com/office/word/2024/wordml/sdtformatlock" xmlns:w16se="http://schemas.microsoft.com/office/word/2015/wordml/symex" xmlns:wpg="http://schemas.microsoft.com/office/word/2010/wordprocessingGroup" xmlns:wpi="http://schemas.microsoft.com/office/word/2010/wordprocessingInk" xmlns:wne="http://schemas.microsoft.com/office/word/2006/wordml" xmlns:wps="http://schemas.microsoft.com/office/word/2010/wordprocessingShape" mc:Ignorable="w14 w15 w16se w16cid w16 w16cex w16sdtdh w16sdtfl w16du wp14">
   <w:p>
     <w:pPr>
       <w:pStyle w:val="Footer"/>
@@ -392,7 +532,7 @@
 </file>
 
 <file path=word/footer3.xml><?xml version="1.0" encoding="utf-8"?>
-<w:ftr xmlns:wpc="http://schemas.microsoft.com/office/word/2010/wordprocessingCanvas" xmlns:cx="http://schemas.microsoft.com/office/drawing/2014/chartex" xmlns:cx1="http://schemas.microsoft.com/office/drawing/2015/9/8/chartex" xmlns:cx2="http://schemas.microsoft.com/office/drawing/2015/10/21/chartex" xmlns:cx3="http://schemas.microsoft.com/office/drawing/2016/5/9/chartex" xmlns:cx4="http://schemas.microsoft.com/office/drawing/2016/5/10/chartex" xmlns:cx5="http://schemas.microsoft.com/office/drawing/2016/5/11/chartex" xmlns:cx6="http://schemas.microsoft.com/office/drawing/2016/5/12/chartex" xmlns:cx7="http://schemas.microsoft.com/office/drawing/2016/5/13/chartex" xmlns:cx8="http://schemas.microsoft.com/office/drawing/2016/5/14/chartex" xmlns:mc="http://schemas.openxmlformats.org/markup-compatibility/2006" xmlns:aink="http://schemas.microsoft.com/office/drawing/2016/ink" xmlns:am3d="http://schemas.microsoft.com/office/drawing/2017/model3d" xmlns:o="urn:schemas-microsoft-com:office:office" xmlns:oel="http://schemas.microsoft.com/office/2019/extlst" xmlns:r="http://schemas.openxmlformats.org/officeDocument/2006/relationships" xmlns:m="http://schemas.openxmlformats.org/officeDocument/2006/math" xmlns:v="urn:schemas-microsoft-com:vml" xmlns:wp14="http://schemas.microsoft.com/office/word/2010/wordprocessingDrawing" xmlns:wp="http://schemas.openxmlformats.org/drawingml/2006/wordprocessingDrawing" xmlns:w10="urn:schemas-microsoft-com:office:word" xmlns:w="http://schemas.openxmlformats.org/wordprocessingml/2006/main" xmlns:w14="http://schemas.microsoft.com/office/word/2010/wordml" xmlns:w15="http://schemas.microsoft.com/office/word/2012/wordml" xmlns:w16cex="http://schemas.microsoft.com/office/word/2018/wordml/cex" xmlns:w16cid="http://schemas.microsoft.com/office/word/2016/wordml/cid" xmlns:w16="http://schemas.microsoft.com/office/word/2018/wordml" xmlns:w16sdtdh="http://schemas.microsoft.com/office/word/2020/wordml/sdtdatahash" xmlns:w16se="http://schemas.microsoft.com/office/word/2015/wordml/symex" xmlns:wpg="http://schemas.microsoft.com/office/word/2010/wordprocessingGroup" xmlns:wpi="http://schemas.microsoft.com/office/word/2010/wordprocessingInk" xmlns:wne="http://schemas.microsoft.com/office/word/2006/wordml" xmlns:wps="http://schemas.microsoft.com/office/word/2010/wordprocessingShape" mc:Ignorable="w14 w15 w16se w16cid w16 w16cex w16sdtdh wp14">
+<w:ftr xmlns:wpc="http://schemas.microsoft.com/office/word/2010/wordprocessingCanvas" xmlns:cx="http://schemas.microsoft.com/office/drawing/2014/chartex" xmlns:cx1="http://schemas.microsoft.com/office/drawing/2015/9/8/chartex" xmlns:cx2="http://schemas.microsoft.com/office/drawing/2015/10/21/chartex" xmlns:cx3="http://schemas.microsoft.com/office/drawing/2016/5/9/chartex" xmlns:cx4="http://schemas.microsoft.com/office/drawing/2016/5/10/chartex" xmlns:cx5="http://schemas.microsoft.com/office/drawing/2016/5/11/chartex" xmlns:cx6="http://schemas.microsoft.com/office/drawing/2016/5/12/chartex" xmlns:cx7="http://schemas.microsoft.com/office/drawing/2016/5/13/chartex" xmlns:cx8="http://schemas.microsoft.com/office/drawing/2016/5/14/chartex" xmlns:mc="http://schemas.openxmlformats.org/markup-compatibility/2006" xmlns:aink="http://schemas.microsoft.com/office/drawing/2016/ink" xmlns:am3d="http://schemas.microsoft.com/office/drawing/2017/model3d" xmlns:o="urn:schemas-microsoft-com:office:office" xmlns:oel="http://schemas.microsoft.com/office/2019/extlst" xmlns:r="http://schemas.openxmlformats.org/officeDocument/2006/relationships" xmlns:m="http://schemas.openxmlformats.org/officeDocument/2006/math" xmlns:v="urn:schemas-microsoft-com:vml" xmlns:wp14="http://schemas.microsoft.com/office/word/2010/wordprocessingDrawing" xmlns:wp="http://schemas.openxmlformats.org/drawingml/2006/wordprocessingDrawing" xmlns:w10="urn:schemas-microsoft-com:office:word" xmlns:w="http://schemas.openxmlformats.org/wordprocessingml/2006/main" xmlns:w14="http://schemas.microsoft.com/office/word/2010/wordml" xmlns:w15="http://schemas.microsoft.com/office/word/2012/wordml" xmlns:w16cex="http://schemas.microsoft.com/office/word/2018/wordml/cex" xmlns:w16cid="http://schemas.microsoft.com/office/word/2016/wordml/cid" xmlns:w16="http://schemas.microsoft.com/office/word/2018/wordml" xmlns:w16du="http://schemas.microsoft.com/office/word/2023/wordml/word16du" xmlns:w16sdtdh="http://schemas.microsoft.com/office/word/2020/wordml/sdtdatahash" xmlns:w16sdtfl="http://schemas.microsoft.com/office/word/2024/wordml/sdtformatlock" xmlns:w16se="http://schemas.microsoft.com/office/word/2015/wordml/symex" xmlns:wpg="http://schemas.microsoft.com/office/word/2010/wordprocessingGroup" xmlns:wpi="http://schemas.microsoft.com/office/word/2010/wordprocessingInk" xmlns:wne="http://schemas.microsoft.com/office/word/2006/wordml" xmlns:wps="http://schemas.microsoft.com/office/word/2010/wordprocessingShape" mc:Ignorable="w14 w15 w16se w16cid w16 w16cex w16sdtdh w16sdtfl w16du wp14">
   <w:p>
     <w:pPr>
       <w:pStyle w:val="Footer"/>
@@ -402,7 +542,7 @@
 </file>
 
 <file path=word/footnotes.xml><?xml version="1.0" encoding="utf-8"?>
-<w:footnotes xmlns:wpc="http://schemas.microsoft.com/office/word/2010/wordprocessingCanvas" xmlns:cx="http://schemas.microsoft.com/office/drawing/2014/chartex" xmlns:cx1="http://schemas.microsoft.com/office/drawing/2015/9/8/chartex" xmlns:cx2="http://schemas.microsoft.com/office/drawing/2015/10/21/chartex" xmlns:cx3="http://schemas.microsoft.com/office/drawing/2016/5/9/chartex" xmlns:cx4="http://schemas.microsoft.com/office/drawing/2016/5/10/chartex" xmlns:cx5="http://schemas.microsoft.com/office/drawing/2016/5/11/chartex" xmlns:cx6="http://schemas.microsoft.com/office/drawing/2016/5/12/chartex" xmlns:cx7="http://schemas.microsoft.com/office/drawing/2016/5/13/chartex" xmlns:cx8="http://schemas.microsoft.com/office/drawing/2016/5/14/chartex" xmlns:mc="http://schemas.openxmlformats.org/markup-compatibility/2006" xmlns:aink="http://schemas.microsoft.com/office/drawing/2016/ink" xmlns:am3d="http://schemas.microsoft.com/office/drawing/2017/model3d" xmlns:o="urn:schemas-microsoft-com:office:office" xmlns:oel="http://schemas.microsoft.com/office/2019/extlst" xmlns:r="http://schemas.openxmlformats.org/officeDocument/2006/relationships" xmlns:m="http://schemas.openxmlformats.org/officeDocument/2006/math" xmlns:v="urn:schemas-microsoft-com:vml" xmlns:wp14="http://schemas.microsoft.com/office/word/2010/wordprocessingDrawing" xmlns:wp="http://schemas.openxmlformats.org/drawingml/2006/wordprocessingDrawing" xmlns:w10="urn:schemas-microsoft-com:office:word" xmlns:w="http://schemas.openxmlformats.org/wordprocessingml/2006/main" xmlns:w14="http://schemas.microsoft.com/office/word/2010/wordml" xmlns:w15="http://schemas.microsoft.com/office/word/2012/wordml" xmlns:w16cex="http://schemas.microsoft.com/office/word/2018/wordml/cex" xmlns:w16cid="http://schemas.microsoft.com/office/word/2016/wordml/cid" xmlns:w16="http://schemas.microsoft.com/office/word/2018/wordml" xmlns:w16sdtdh="http://schemas.microsoft.com/office/word/2020/wordml/sdtdatahash" xmlns:w16se="http://schemas.microsoft.com/office/word/2015/wordml/symex" xmlns:wpg="http://schemas.microsoft.com/office/word/2010/wordprocessingGroup" xmlns:wpi="http://schemas.microsoft.com/office/word/2010/wordprocessingInk" xmlns:wne="http://schemas.microsoft.com/office/word/2006/wordml" xmlns:wps="http://schemas.microsoft.com/office/word/2010/wordprocessingShape" mc:Ignorable="w14 w15 w16se w16cid w16 w16cex w16sdtdh wp14">
+<w:footnotes xmlns:wpc="http://schemas.microsoft.com/office/word/2010/wordprocessingCanvas" xmlns:cx="http://schemas.microsoft.com/office/drawing/2014/chartex" xmlns:cx1="http://schemas.microsoft.com/office/drawing/2015/9/8/chartex" xmlns:cx2="http://schemas.microsoft.com/office/drawing/2015/10/21/chartex" xmlns:cx3="http://schemas.microsoft.com/office/drawing/2016/5/9/chartex" xmlns:cx4="http://schemas.microsoft.com/office/drawing/2016/5/10/chartex" xmlns:cx5="http://schemas.microsoft.com/office/drawing/2016/5/11/chartex" xmlns:cx6="http://schemas.microsoft.com/office/drawing/2016/5/12/chartex" xmlns:cx7="http://schemas.microsoft.com/office/drawing/2016/5/13/chartex" xmlns:cx8="http://schemas.microsoft.com/office/drawing/2016/5/14/chartex" xmlns:mc="http://schemas.openxmlformats.org/markup-compatibility/2006" xmlns:aink="http://schemas.microsoft.com/office/drawing/2016/ink" xmlns:am3d="http://schemas.microsoft.com/office/drawing/2017/model3d" xmlns:o="urn:schemas-microsoft-com:office:office" xmlns:oel="http://schemas.microsoft.com/office/2019/extlst" xmlns:r="http://schemas.openxmlformats.org/officeDocument/2006/relationships" xmlns:m="http://schemas.openxmlformats.org/officeDocument/2006/math" xmlns:v="urn:schemas-microsoft-com:vml" xmlns:wp14="http://schemas.microsoft.com/office/word/2010/wordprocessingDrawing" xmlns:wp="http://schemas.openxmlformats.org/drawingml/2006/wordprocessingDrawing" xmlns:w10="urn:schemas-microsoft-com:office:word" xmlns:w="http://schemas.openxmlformats.org/wordprocessingml/2006/main" xmlns:w14="http://schemas.microsoft.com/office/word/2010/wordml" xmlns:w15="http://schemas.microsoft.com/office/word/2012/wordml" xmlns:w16cex="http://schemas.microsoft.com/office/word/2018/wordml/cex" xmlns:w16cid="http://schemas.microsoft.com/office/word/2016/wordml/cid" xmlns:w16="http://schemas.microsoft.com/office/word/2018/wordml" xmlns:w16du="http://schemas.microsoft.com/office/word/2023/wordml/word16du" xmlns:w16sdtdh="http://schemas.microsoft.com/office/word/2020/wordml/sdtdatahash" xmlns:w16sdtfl="http://schemas.microsoft.com/office/word/2024/wordml/sdtformatlock" xmlns:w16se="http://schemas.microsoft.com/office/word/2015/wordml/symex" xmlns:wpg="http://schemas.microsoft.com/office/word/2010/wordprocessingGroup" xmlns:wpi="http://schemas.microsoft.com/office/word/2010/wordprocessingInk" xmlns:wne="http://schemas.microsoft.com/office/word/2006/wordml" xmlns:wps="http://schemas.microsoft.com/office/word/2010/wordprocessingShape" mc:Ignorable="w14 w15 w16se w16cid w16 w16cex w16sdtdh w16sdtfl w16du wp14">
   <w:footnote w:type="separator" w:id="-1">
     <w:p>
       <w:pPr>
@@ -427,7 +567,7 @@
 </file>
 
 <file path=word/header1.xml><?xml version="1.0" encoding="utf-8"?>
-<w:hdr xmlns:wpc="http://schemas.microsoft.com/office/word/2010/wordprocessingCanvas" xmlns:cx="http://schemas.microsoft.com/office/drawing/2014/chartex" xmlns:cx1="http://schemas.microsoft.com/office/drawing/2015/9/8/chartex" xmlns:cx2="http://schemas.microsoft.com/office/drawing/2015/10/21/chartex" xmlns:cx3="http://schemas.microsoft.com/office/drawing/2016/5/9/chartex" xmlns:cx4="http://schemas.microsoft.com/office/drawing/2016/5/10/chartex" xmlns:cx5="http://schemas.microsoft.com/office/drawing/2016/5/11/chartex" xmlns:cx6="http://schemas.microsoft.com/office/drawing/2016/5/12/chartex" xmlns:cx7="http://schemas.microsoft.com/office/drawing/2016/5/13/chartex" xmlns:cx8="http://schemas.microsoft.com/office/drawing/2016/5/14/chartex" xmlns:mc="http://schemas.openxmlformats.org/markup-compatibility/2006" xmlns:aink="http://schemas.microsoft.com/office/drawing/2016/ink" xmlns:am3d="http://schemas.microsoft.com/office/drawing/2017/model3d" xmlns:o="urn:schemas-microsoft-com:office:office" xmlns:oel="http://schemas.microsoft.com/office/2019/extlst" xmlns:r="http://schemas.openxmlformats.org/officeDocument/2006/relationships" xmlns:m="http://schemas.openxmlformats.org/officeDocument/2006/math" xmlns:v="urn:schemas-microsoft-com:vml" xmlns:wp14="http://schemas.microsoft.com/office/word/2010/wordprocessingDrawing" xmlns:wp="http://schemas.openxmlformats.org/drawingml/2006/wordprocessingDrawing" xmlns:w10="urn:schemas-microsoft-com:office:word" xmlns:w="http://schemas.openxmlformats.org/wordprocessingml/2006/main" xmlns:w14="http://schemas.microsoft.com/office/word/2010/wordml" xmlns:w15="http://schemas.microsoft.com/office/word/2012/wordml" xmlns:w16cex="http://schemas.microsoft.com/office/word/2018/wordml/cex" xmlns:w16cid="http://schemas.microsoft.com/office/word/2016/wordml/cid" xmlns:w16="http://schemas.microsoft.com/office/word/2018/wordml" xmlns:w16sdtdh="http://schemas.microsoft.com/office/word/2020/wordml/sdtdatahash" xmlns:w16se="http://schemas.microsoft.com/office/word/2015/wordml/symex" xmlns:wpg="http://schemas.microsoft.com/office/word/2010/wordprocessingGroup" xmlns:wpi="http://schemas.microsoft.com/office/word/2010/wordprocessingInk" xmlns:wne="http://schemas.microsoft.com/office/word/2006/wordml" xmlns:wps="http://schemas.microsoft.com/office/word/2010/wordprocessingShape" mc:Ignorable="w14 w15 w16se w16cid w16 w16cex w16sdtdh wp14">
+<w:hdr xmlns:wpc="http://schemas.microsoft.com/office/word/2010/wordprocessingCanvas" xmlns:cx="http://schemas.microsoft.com/office/drawing/2014/chartex" xmlns:cx1="http://schemas.microsoft.com/office/drawing/2015/9/8/chartex" xmlns:cx2="http://schemas.microsoft.com/office/drawing/2015/10/21/chartex" xmlns:cx3="http://schemas.microsoft.com/office/drawing/2016/5/9/chartex" xmlns:cx4="http://schemas.microsoft.com/office/drawing/2016/5/10/chartex" xmlns:cx5="http://schemas.microsoft.com/office/drawing/2016/5/11/chartex" xmlns:cx6="http://schemas.microsoft.com/office/drawing/2016/5/12/chartex" xmlns:cx7="http://schemas.microsoft.com/office/drawing/2016/5/13/chartex" xmlns:cx8="http://schemas.microsoft.com/office/drawing/2016/5/14/chartex" xmlns:mc="http://schemas.openxmlformats.org/markup-compatibility/2006" xmlns:aink="http://schemas.microsoft.com/office/drawing/2016/ink" xmlns:am3d="http://schemas.microsoft.com/office/drawing/2017/model3d" xmlns:o="urn:schemas-microsoft-com:office:office" xmlns:oel="http://schemas.microsoft.com/office/2019/extlst" xmlns:r="http://schemas.openxmlformats.org/officeDocument/2006/relationships" xmlns:m="http://schemas.openxmlformats.org/officeDocument/2006/math" xmlns:v="urn:schemas-microsoft-com:vml" xmlns:wp14="http://schemas.microsoft.com/office/word/2010/wordprocessingDrawing" xmlns:wp="http://schemas.openxmlformats.org/drawingml/2006/wordprocessingDrawing" xmlns:w10="urn:schemas-microsoft-com:office:word" xmlns:w="http://schemas.openxmlformats.org/wordprocessingml/2006/main" xmlns:w14="http://schemas.microsoft.com/office/word/2010/wordml" xmlns:w15="http://schemas.microsoft.com/office/word/2012/wordml" xmlns:w16cex="http://schemas.microsoft.com/office/word/2018/wordml/cex" xmlns:w16cid="http://schemas.microsoft.com/office/word/2016/wordml/cid" xmlns:w16="http://schemas.microsoft.com/office/word/2018/wordml" xmlns:w16du="http://schemas.microsoft.com/office/word/2023/wordml/word16du" xmlns:w16sdtdh="http://schemas.microsoft.com/office/word/2020/wordml/sdtdatahash" xmlns:w16sdtfl="http://schemas.microsoft.com/office/word/2024/wordml/sdtformatlock" xmlns:w16se="http://schemas.microsoft.com/office/word/2015/wordml/symex" xmlns:wpg="http://schemas.microsoft.com/office/word/2010/wordprocessingGroup" xmlns:wpi="http://schemas.microsoft.com/office/word/2010/wordprocessingInk" xmlns:wne="http://schemas.microsoft.com/office/word/2006/wordml" xmlns:wps="http://schemas.microsoft.com/office/word/2010/wordprocessingShape" mc:Ignorable="w14 w15 w16se w16cid w16 w16cex w16sdtdh w16sdtfl w16du wp14">
   <w:p>
     <w:pPr>
       <w:pStyle w:val="Header"/>
@@ -437,7 +577,7 @@
 </file>
 
 <file path=word/header2.xml><?xml version="1.0" encoding="utf-8"?>
-<w:hdr xmlns:wpc="http://schemas.microsoft.com/office/word/2010/wordprocessingCanvas" xmlns:cx="http://schemas.microsoft.com/office/drawing/2014/chartex" xmlns:cx1="http://schemas.microsoft.com/office/drawing/2015/9/8/chartex" xmlns:cx2="http://schemas.microsoft.com/office/drawing/2015/10/21/chartex" xmlns:cx3="http://schemas.microsoft.com/office/drawing/2016/5/9/chartex" xmlns:cx4="http://schemas.microsoft.com/office/drawing/2016/5/10/chartex" xmlns:cx5="http://schemas.microsoft.com/office/drawing/2016/5/11/chartex" xmlns:cx6="http://schemas.microsoft.com/office/drawing/2016/5/12/chartex" xmlns:cx7="http://schemas.microsoft.com/office/drawing/2016/5/13/chartex" xmlns:cx8="http://schemas.microsoft.com/office/drawing/2016/5/14/chartex" xmlns:mc="http://schemas.openxmlformats.org/markup-compatibility/2006" xmlns:aink="http://schemas.microsoft.com/office/drawing/2016/ink" xmlns:am3d="http://schemas.microsoft.com/office/drawing/2017/model3d" xmlns:o="urn:schemas-microsoft-com:office:office" xmlns:oel="http://schemas.microsoft.com/office/2019/extlst" xmlns:r="http://schemas.openxmlformats.org/officeDocument/2006/relationships" xmlns:m="http://schemas.openxmlformats.org/officeDocument/2006/math" xmlns:v="urn:schemas-microsoft-com:vml" xmlns:wp14="http://schemas.microsoft.com/office/word/2010/wordprocessingDrawing" xmlns:wp="http://schemas.openxmlformats.org/drawingml/2006/wordprocessingDrawing" xmlns:w10="urn:schemas-microsoft-com:office:word" xmlns:w="http://schemas.openxmlformats.org/wordprocessingml/2006/main" xmlns:w14="http://schemas.microsoft.com/office/word/2010/wordml" xmlns:w15="http://schemas.microsoft.com/office/word/2012/wordml" xmlns:w16cex="http://schemas.microsoft.com/office/word/2018/wordml/cex" xmlns:w16cid="http://schemas.microsoft.com/office/word/2016/wordml/cid" xmlns:w16="http://schemas.microsoft.com/office/word/2018/wordml" xmlns:w16sdtdh="http://schemas.microsoft.com/office/word/2020/wordml/sdtdatahash" xmlns:w16se="http://schemas.microsoft.com/office/word/2015/wordml/symex" xmlns:wpg="http://schemas.microsoft.com/office/word/2010/wordprocessingGroup" xmlns:wpi="http://schemas.microsoft.com/office/word/2010/wordprocessingInk" xmlns:wne="http://schemas.microsoft.com/office/word/2006/wordml" xmlns:wps="http://schemas.microsoft.com/office/word/2010/wordprocessingShape" mc:Ignorable="w14 w15 w16se w16cid w16 w16cex w16sdtdh wp14">
+<w:hdr xmlns:wpc="http://schemas.microsoft.com/office/word/2010/wordprocessingCanvas" xmlns:cx="http://schemas.microsoft.com/office/drawing/2014/chartex" xmlns:cx1="http://schemas.microsoft.com/office/drawing/2015/9/8/chartex" xmlns:cx2="http://schemas.microsoft.com/office/drawing/2015/10/21/chartex" xmlns:cx3="http://schemas.microsoft.com/office/drawing/2016/5/9/chartex" xmlns:cx4="http://schemas.microsoft.com/office/drawing/2016/5/10/chartex" xmlns:cx5="http://schemas.microsoft.com/office/drawing/2016/5/11/chartex" xmlns:cx6="http://schemas.microsoft.com/office/drawing/2016/5/12/chartex" xmlns:cx7="http://schemas.microsoft.com/office/drawing/2016/5/13/chartex" xmlns:cx8="http://schemas.microsoft.com/office/drawing/2016/5/14/chartex" xmlns:mc="http://schemas.openxmlformats.org/markup-compatibility/2006" xmlns:aink="http://schemas.microsoft.com/office/drawing/2016/ink" xmlns:am3d="http://schemas.microsoft.com/office/drawing/2017/model3d" xmlns:o="urn:schemas-microsoft-com:office:office" xmlns:oel="http://schemas.microsoft.com/office/2019/extlst" xmlns:r="http://schemas.openxmlformats.org/officeDocument/2006/relationships" xmlns:m="http://schemas.openxmlformats.org/officeDocument/2006/math" xmlns:v="urn:schemas-microsoft-com:vml" xmlns:wp14="http://schemas.microsoft.com/office/word/2010/wordprocessingDrawing" xmlns:wp="http://schemas.openxmlformats.org/drawingml/2006/wordprocessingDrawing" xmlns:w10="urn:schemas-microsoft-com:office:word" xmlns:w="http://schemas.openxmlformats.org/wordprocessingml/2006/main" xmlns:w14="http://schemas.microsoft.com/office/word/2010/wordml" xmlns:w15="http://schemas.microsoft.com/office/word/2012/wordml" xmlns:w16cex="http://schemas.microsoft.com/office/word/2018/wordml/cex" xmlns:w16cid="http://schemas.microsoft.com/office/word/2016/wordml/cid" xmlns:w16="http://schemas.microsoft.com/office/word/2018/wordml" xmlns:w16du="http://schemas.microsoft.com/office/word/2023/wordml/word16du" xmlns:w16sdtdh="http://schemas.microsoft.com/office/word/2020/wordml/sdtdatahash" xmlns:w16sdtfl="http://schemas.microsoft.com/office/word/2024/wordml/sdtformatlock" xmlns:w16se="http://schemas.microsoft.com/office/word/2015/wordml/symex" xmlns:wpg="http://schemas.microsoft.com/office/word/2010/wordprocessingGroup" xmlns:wpi="http://schemas.microsoft.com/office/word/2010/wordprocessingInk" xmlns:wne="http://schemas.microsoft.com/office/word/2006/wordml" xmlns:wps="http://schemas.microsoft.com/office/word/2010/wordprocessingShape" mc:Ignorable="w14 w15 w16se w16cid w16 w16cex w16sdtdh w16sdtfl w16du wp14">
   <w:p>
     <w:pPr>
       <w:pStyle w:val="Header"/>
@@ -448,7 +588,7 @@
 </file>
 
 <file path=word/header3.xml><?xml version="1.0" encoding="utf-8"?>
-<w:hdr xmlns:wpc="http://schemas.microsoft.com/office/word/2010/wordprocessingCanvas" xmlns:cx="http://schemas.microsoft.com/office/drawing/2014/chartex" xmlns:cx1="http://schemas.microsoft.com/office/drawing/2015/9/8/chartex" xmlns:cx2="http://schemas.microsoft.com/office/drawing/2015/10/21/chartex" xmlns:cx3="http://schemas.microsoft.com/office/drawing/2016/5/9/chartex" xmlns:cx4="http://schemas.microsoft.com/office/drawing/2016/5/10/chartex" xmlns:cx5="http://schemas.microsoft.com/office/drawing/2016/5/11/chartex" xmlns:cx6="http://schemas.microsoft.com/office/drawing/2016/5/12/chartex" xmlns:cx7="http://schemas.microsoft.com/office/drawing/2016/5/13/chartex" xmlns:cx8="http://schemas.microsoft.com/office/drawing/2016/5/14/chartex" xmlns:mc="http://schemas.openxmlformats.org/markup-compatibility/2006" xmlns:aink="http://schemas.microsoft.com/office/drawing/2016/ink" xmlns:am3d="http://schemas.microsoft.com/office/drawing/2017/model3d" xmlns:o="urn:schemas-microsoft-com:office:office" xmlns:oel="http://schemas.microsoft.com/office/2019/extlst" xmlns:r="http://schemas.openxmlformats.org/officeDocument/2006/relationships" xmlns:m="http://schemas.openxmlformats.org/officeDocument/2006/math" xmlns:v="urn:schemas-microsoft-com:vml" xmlns:wp14="http://schemas.microsoft.com/office/word/2010/wordprocessingDrawing" xmlns:wp="http://schemas.openxmlformats.org/drawingml/2006/wordprocessingDrawing" xmlns:w10="urn:schemas-microsoft-com:office:word" xmlns:w="http://schemas.openxmlformats.org/wordprocessingml/2006/main" xmlns:w14="http://schemas.microsoft.com/office/word/2010/wordml" xmlns:w15="http://schemas.microsoft.com/office/word/2012/wordml" xmlns:w16cex="http://schemas.microsoft.com/office/word/2018/wordml/cex" xmlns:w16cid="http://schemas.microsoft.com/office/word/2016/wordml/cid" xmlns:w16="http://schemas.microsoft.com/office/word/2018/wordml" xmlns:w16sdtdh="http://schemas.microsoft.com/office/word/2020/wordml/sdtdatahash" xmlns:w16se="http://schemas.microsoft.com/office/word/2015/wordml/symex" xmlns:wpg="http://schemas.microsoft.com/office/word/2010/wordprocessingGroup" xmlns:wpi="http://schemas.microsoft.com/office/word/2010/wordprocessingInk" xmlns:wne="http://schemas.microsoft.com/office/word/2006/wordml" xmlns:wps="http://schemas.microsoft.com/office/word/2010/wordprocessingShape" mc:Ignorable="w14 w15 w16se w16cid w16 w16cex w16sdtdh wp14">
+<w:hdr xmlns:wpc="http://schemas.microsoft.com/office/word/2010/wordprocessingCanvas" xmlns:cx="http://schemas.microsoft.com/office/drawing/2014/chartex" xmlns:cx1="http://schemas.microsoft.com/office/drawing/2015/9/8/chartex" xmlns:cx2="http://schemas.microsoft.com/office/drawing/2015/10/21/chartex" xmlns:cx3="http://schemas.microsoft.com/office/drawing/2016/5/9/chartex" xmlns:cx4="http://schemas.microsoft.com/office/drawing/2016/5/10/chartex" xmlns:cx5="http://schemas.microsoft.com/office/drawing/2016/5/11/chartex" xmlns:cx6="http://schemas.microsoft.com/office/drawing/2016/5/12/chartex" xmlns:cx7="http://schemas.microsoft.com/office/drawing/2016/5/13/chartex" xmlns:cx8="http://schemas.microsoft.com/office/drawing/2016/5/14/chartex" xmlns:mc="http://schemas.openxmlformats.org/markup-compatibility/2006" xmlns:aink="http://schemas.microsoft.com/office/drawing/2016/ink" xmlns:am3d="http://schemas.microsoft.com/office/drawing/2017/model3d" xmlns:o="urn:schemas-microsoft-com:office:office" xmlns:oel="http://schemas.microsoft.com/office/2019/extlst" xmlns:r="http://schemas.openxmlformats.org/officeDocument/2006/relationships" xmlns:m="http://schemas.openxmlformats.org/officeDocument/2006/math" xmlns:v="urn:schemas-microsoft-com:vml" xmlns:wp14="http://schemas.microsoft.com/office/word/2010/wordprocessingDrawing" xmlns:wp="http://schemas.openxmlformats.org/drawingml/2006/wordprocessingDrawing" xmlns:w10="urn:schemas-microsoft-com:office:word" xmlns:w="http://schemas.openxmlformats.org/wordprocessingml/2006/main" xmlns:w14="http://schemas.microsoft.com/office/word/2010/wordml" xmlns:w15="http://schemas.microsoft.com/office/word/2012/wordml" xmlns:w16cex="http://schemas.microsoft.com/office/word/2018/wordml/cex" xmlns:w16cid="http://schemas.microsoft.com/office/word/2016/wordml/cid" xmlns:w16="http://schemas.microsoft.com/office/word/2018/wordml" xmlns:w16du="http://schemas.microsoft.com/office/word/2023/wordml/word16du" xmlns:w16sdtdh="http://schemas.microsoft.com/office/word/2020/wordml/sdtdatahash" xmlns:w16sdtfl="http://schemas.microsoft.com/office/word/2024/wordml/sdtformatlock" xmlns:w16se="http://schemas.microsoft.com/office/word/2015/wordml/symex" xmlns:wpg="http://schemas.microsoft.com/office/word/2010/wordprocessingGroup" xmlns:wpi="http://schemas.microsoft.com/office/word/2010/wordprocessingInk" xmlns:wne="http://schemas.microsoft.com/office/word/2006/wordml" xmlns:wps="http://schemas.microsoft.com/office/word/2010/wordprocessingShape" mc:Ignorable="w14 w15 w16se w16cid w16 w16cex w16sdtdh w16sdtfl w16du wp14">
   <w:p>
     <w:pPr>
       <w:pStyle w:val="Header"/>
@@ -457,7 +597,7 @@
     <w:r>
       <w:tab/>
       <w:tab/>
-      <w:t>2026-06-17</w:t>
+      <w:t>2026-06-18</w:t>
       <w:br/>
       <w:br/>
     </w:r>
@@ -470,7 +610,7 @@
 </file>
 
 <file path=word/numbering.xml><?xml version="1.0" encoding="utf-8"?>
-<w:numbering xmlns:wpc="http://schemas.microsoft.com/office/word/2010/wordprocessingCanvas" xmlns:cx="http://schemas.microsoft.com/office/drawing/2014/chartex" xmlns:cx1="http://schemas.microsoft.com/office/drawing/2015/9/8/chartex" xmlns:cx2="http://schemas.microsoft.com/office/drawing/2015/10/21/chartex" xmlns:cx3="http://schemas.microsoft.com/office/drawing/2016/5/9/chartex" xmlns:cx4="http://schemas.microsoft.com/office/drawing/2016/5/10/chartex" xmlns:cx5="http://schemas.microsoft.com/office/drawing/2016/5/11/chartex" xmlns:cx6="http://schemas.microsoft.com/office/drawing/2016/5/12/chartex" xmlns:cx7="http://schemas.microsoft.com/office/drawing/2016/5/13/chartex" xmlns:cx8="http://schemas.microsoft.com/office/drawing/2016/5/14/chartex" xmlns:mc="http://schemas.openxmlformats.org/markup-compatibility/2006" xmlns:aink="http://schemas.microsoft.com/office/drawing/2016/ink" xmlns:am3d="http://schemas.microsoft.com/office/drawing/2017/model3d" xmlns:o="urn:schemas-microsoft-com:office:office" xmlns:oel="http://schemas.microsoft.com/office/2019/extlst" xmlns:r="http://schemas.openxmlformats.org/officeDocument/2006/relationships" xmlns:m="http://schemas.openxmlformats.org/officeDocument/2006/math" xmlns:v="urn:schemas-microsoft-com:vml" xmlns:wp14="http://schemas.microsoft.com/office/word/2010/wordprocessingDrawing" xmlns:wp="http://schemas.openxmlformats.org/drawingml/2006/wordprocessingDrawing" xmlns:w10="urn:schemas-microsoft-com:office:word" xmlns:w="http://schemas.openxmlformats.org/wordprocessingml/2006/main" xmlns:w14="http://schemas.microsoft.com/office/word/2010/wordml" xmlns:w15="http://schemas.microsoft.com/office/word/2012/wordml" xmlns:w16cex="http://schemas.microsoft.com/office/word/2018/wordml/cex" xmlns:w16cid="http://schemas.microsoft.com/office/word/2016/wordml/cid" xmlns:w16="http://schemas.microsoft.com/office/word/2018/wordml" xmlns:w16sdtdh="http://schemas.microsoft.com/office/word/2020/wordml/sdtdatahash" xmlns:w16se="http://schemas.microsoft.com/office/word/2015/wordml/symex" xmlns:wpg="http://schemas.microsoft.com/office/word/2010/wordprocessingGroup" xmlns:wpi="http://schemas.microsoft.com/office/word/2010/wordprocessingInk" xmlns:wne="http://schemas.microsoft.com/office/word/2006/wordml" xmlns:wps="http://schemas.microsoft.com/office/word/2010/wordprocessingShape" mc:Ignorable="w14 w15 w16se w16cid w16 w16cex w16sdtdh wp14">
+<w:numbering xmlns:wpc="http://schemas.microsoft.com/office/word/2010/wordprocessingCanvas" xmlns:cx="http://schemas.microsoft.com/office/drawing/2014/chartex" xmlns:cx1="http://schemas.microsoft.com/office/drawing/2015/9/8/chartex" xmlns:cx2="http://schemas.microsoft.com/office/drawing/2015/10/21/chartex" xmlns:cx3="http://schemas.microsoft.com/office/drawing/2016/5/9/chartex" xmlns:cx4="http://schemas.microsoft.com/office/drawing/2016/5/10/chartex" xmlns:cx5="http://schemas.microsoft.com/office/drawing/2016/5/11/chartex" xmlns:cx6="http://schemas.microsoft.com/office/drawing/2016/5/12/chartex" xmlns:cx7="http://schemas.microsoft.com/office/drawing/2016/5/13/chartex" xmlns:cx8="http://schemas.microsoft.com/office/drawing/2016/5/14/chartex" xmlns:mc="http://schemas.openxmlformats.org/markup-compatibility/2006" xmlns:aink="http://schemas.microsoft.com/office/drawing/2016/ink" xmlns:am3d="http://schemas.microsoft.com/office/drawing/2017/model3d" xmlns:o="urn:schemas-microsoft-com:office:office" xmlns:oel="http://schemas.microsoft.com/office/2019/extlst" xmlns:r="http://schemas.openxmlformats.org/officeDocument/2006/relationships" xmlns:m="http://schemas.openxmlformats.org/officeDocument/2006/math" xmlns:v="urn:schemas-microsoft-com:vml" xmlns:wp14="http://schemas.microsoft.com/office/word/2010/wordprocessingDrawing" xmlns:wp="http://schemas.openxmlformats.org/drawingml/2006/wordprocessingDrawing" xmlns:w10="urn:schemas-microsoft-com:office:word" xmlns:w="http://schemas.openxmlformats.org/wordprocessingml/2006/main" xmlns:w14="http://schemas.microsoft.com/office/word/2010/wordml" xmlns:w15="http://schemas.microsoft.com/office/word/2012/wordml" xmlns:w16cex="http://schemas.microsoft.com/office/word/2018/wordml/cex" xmlns:w16cid="http://schemas.microsoft.com/office/word/2016/wordml/cid" xmlns:w16="http://schemas.microsoft.com/office/word/2018/wordml" xmlns:w16du="http://schemas.microsoft.com/office/word/2023/wordml/word16du" xmlns:w16sdtdh="http://schemas.microsoft.com/office/word/2020/wordml/sdtdatahash" xmlns:w16sdtfl="http://schemas.microsoft.com/office/word/2024/wordml/sdtformatlock" xmlns:w16se="http://schemas.microsoft.com/office/word/2015/wordml/symex" xmlns:wpg="http://schemas.microsoft.com/office/word/2010/wordprocessingGroup" xmlns:wpi="http://schemas.microsoft.com/office/word/2010/wordprocessingInk" xmlns:wne="http://schemas.microsoft.com/office/word/2006/wordml" xmlns:wps="http://schemas.microsoft.com/office/word/2010/wordprocessingShape" mc:Ignorable="w14 w15 w16se w16cid w16 w16cex w16sdtdh w16sdtfl w16du wp14">
   <w:abstractNum w:abstractNumId="0" w15:restartNumberingAfterBreak="0">
     <w:nsid w:val="FFFFFF7C"/>
     <w:multiLevelType w:val="singleLevel"/>
@@ -673,7 +813,7 @@
 </file>
 
 <file path=word/styles.xml><?xml version="1.0" encoding="utf-8"?>
-<w:styles xmlns:mc="http://schemas.openxmlformats.org/markup-compatibility/2006" xmlns:r="http://schemas.openxmlformats.org/officeDocument/2006/relationships" xmlns:w="http://schemas.openxmlformats.org/wordprocessingml/2006/main" xmlns:w14="http://schemas.microsoft.com/office/word/2010/wordml" xmlns:w15="http://schemas.microsoft.com/office/word/2012/wordml" xmlns:w16cex="http://schemas.microsoft.com/office/word/2018/wordml/cex" xmlns:w16cid="http://schemas.microsoft.com/office/word/2016/wordml/cid" xmlns:w16="http://schemas.microsoft.com/office/word/2018/wordml" xmlns:w16sdtdh="http://schemas.microsoft.com/office/word/2020/wordml/sdtdatahash" xmlns:w16se="http://schemas.microsoft.com/office/word/2015/wordml/symex" mc:Ignorable="w14 w15 w16se w16cid w16 w16cex w16sdtdh">
+<w:styles xmlns:mc="http://schemas.openxmlformats.org/markup-compatibility/2006" xmlns:r="http://schemas.openxmlformats.org/officeDocument/2006/relationships" xmlns:w="http://schemas.openxmlformats.org/wordprocessingml/2006/main" xmlns:w14="http://schemas.microsoft.com/office/word/2010/wordml" xmlns:w15="http://schemas.microsoft.com/office/word/2012/wordml" xmlns:w16cex="http://schemas.microsoft.com/office/word/2018/wordml/cex" xmlns:w16cid="http://schemas.microsoft.com/office/word/2016/wordml/cid" xmlns:w16="http://schemas.microsoft.com/office/word/2018/wordml" xmlns:w16du="http://schemas.microsoft.com/office/word/2023/wordml/word16du" xmlns:w16sdtdh="http://schemas.microsoft.com/office/word/2020/wordml/sdtdatahash" xmlns:w16sdtfl="http://schemas.microsoft.com/office/word/2024/wordml/sdtformatlock" xmlns:w16se="http://schemas.microsoft.com/office/word/2015/wordml/symex" mc:Ignorable="w14 w15 w16se w16cid w16 w16cex w16sdtdh w16sdtfl w16du">
   <w:docDefaults>
     <w:rPrDefault>
       <w:rPr>
@@ -1431,7 +1571,7 @@
     <w:link w:val="TitleChar"/>
     <w:uiPriority w:val="10"/>
     <w:qFormat/>
-    <w:rsid w:val="007106C8"/>
+    <w:rsid w:val="00E854FA"/>
     <w:pPr>
       <w:spacing w:after="300" w:line="240" w:lineRule="auto"/>
       <w:contextualSpacing/>
@@ -1441,7 +1581,7 @@
       <w:rFonts w:eastAsiaTheme="majorEastAsia" w:cstheme="majorBidi"/>
       <w:spacing w:val="5"/>
       <w:kern w:val="28"/>
-      <w:sz w:val="52"/>
+      <w:sz w:val="40"/>
       <w:szCs w:val="52"/>
       <w:lang w:val="sv-SE" w:eastAsia="en-US" w:bidi="ar-SA"/>
     </w:rPr>
@@ -1451,12 +1591,12 @@
     <w:basedOn w:val="DefaultParagraphFont"/>
     <w:link w:val="Title"/>
     <w:uiPriority w:val="10"/>
-    <w:rsid w:val="007106C8"/>
+    <w:rsid w:val="00E854FA"/>
     <w:rPr>
       <w:rFonts w:ascii="Times New Roman" w:eastAsiaTheme="majorEastAsia" w:hAnsi="Times New Roman" w:cstheme="majorBidi"/>
       <w:spacing w:val="5"/>
       <w:kern w:val="28"/>
-      <w:sz w:val="52"/>
+      <w:sz w:val="40"/>
       <w:szCs w:val="52"/>
       <w:lang w:val="sv-SE" w:eastAsia="en-US" w:bidi="ar-SA"/>
     </w:rPr>

--- a/tillsyn/A 22038-2026 tillsynsbegäran.docx
+++ b/tillsyn/A 22038-2026 tillsynsbegäran.docx
@@ -597,7 +597,7 @@
     <w:r>
       <w:tab/>
       <w:tab/>
-      <w:t>2026-06-18</w:t>
+      <w:t>2026-06-19</w:t>
       <w:br/>
       <w:br/>
     </w:r>

--- a/tillsyn/A 22038-2026 tillsynsbegäran.docx
+++ b/tillsyn/A 22038-2026 tillsynsbegäran.docx
@@ -597,7 +597,7 @@
     <w:r>
       <w:tab/>
       <w:tab/>
-      <w:t>2026-06-19</w:t>
+      <w:t>2026-06-20</w:t>
       <w:br/>
       <w:br/>
     </w:r>

--- a/tillsyn/A 22038-2026 tillsynsbegäran.docx
+++ b/tillsyn/A 22038-2026 tillsynsbegäran.docx
@@ -12,10 +12,7 @@
     </w:p>
     <w:p>
       <w:r>
-        <w:t>Detta dokument behandlar höga naturvärden i avverkningsanmälan A 22038-2026 i Osby kommun som inkom 2026-05-11 och omfattar 3,9 ha.</w:t>
-      </w:r>
-      <w:r>
-        <w:t xml:space="preserve"> I Figur 1 visas fyndplatser för naturvårdsarter i området, som finns registrerade på Artportalen.</w:t>
+        <w:t>Denna tillsynsbegäran behandlar höga naturvärden i avverkningsanmälan A 22038-2026 i Osby kommun som inkom 2026-05-11 och omfattar 3,9 ha.</w:t>
       </w:r>
     </w:p>
     <w:p>
@@ -63,7 +60,20 @@
         <w:spacing w:after="240"/>
       </w:pPr>
       <w:r>
-        <w:t>Figur 1. Fyndplatser för naturvårdsarter i och inom 12 meter från avverkningsanmälan (röd linje). Inom parentes anges rödlistekategorier, S för signalarter, Tför typiska arter och fridlysningsparagrafer i artskyddsförordningen.Markörer utan svart kant är placerade på fyndplatsen. Markörer med svart kant är placerade vid sidan av fyndplatsen och har ett svart streck som visar fyndplatsens exakta position. Kartans mittpunktskoordinat är N 6253945, E 468167 i SWEREF 99 TM.</w:t>
+        <w:t>Figur 1. Fyndplatser för naturvårdsarter i och inom 12 meter från avverkningsanmälan. Markörer utan svart kant är placerade på fyndplatsen. Markörer med svart kant är placerade vid sidan av fyndplatsen har ett svart streck som visar fyndplatsens exakta position. Kartans mittpunktskoordinat är N 6253945, E 468167 i SWEREF 99 TM.</w:t>
+      </w:r>
+    </w:p>
+    <w:p>
+      <w:r>
+        <w:t>I och inom 12 meter från avverkningsanmälan finns fynd av 3 naturvårdsarter, varav 2 är rödlistade, 3 är fridlysta och 2 är typiska (T): entita (NT, T, §4), talltita (NT, §4) och spillkråka (T, §4). Se Figur 1.</w:t>
+      </w:r>
+    </w:p>
+    <w:p>
+      <w:pPr>
+        <w:pStyle w:val="Heading1"/>
+      </w:pPr>
+      <w:r>
+        <w:t>Tillsynsbegäran</w:t>
       </w:r>
     </w:p>
     <w:p>
@@ -77,53 +87,16 @@
       </w:r>
     </w:p>
     <w:p>
-      <w:r>
-        <w:t>Nedan beskrivs fynd av naturvårdsarter och fridlysta arter som gjorts i det avverkningsanmälda området. I BILAGA 1 finns artfakta om fridlysta arter.</w:t>
-      </w:r>
-    </w:p>
-    <w:p>
       <w:pPr>
         <w:pStyle w:val="Heading1"/>
       </w:pPr>
       <w:r>
-        <w:t>Naturvårdsarter</w:t>
+        <w:t>Naturvårdsarter och fridlysta arter</w:t>
       </w:r>
     </w:p>
     <w:p>
       <w:r>
-        <w:t>I och inom 12 meter från avverkningsanmälan har följande 3 naturvårdsarter hittats: entita (NT, T, §4), talltita (NT, §4) och spillkråka (T, §4). Av dessa är 2 rödlistade. För rödlistade arter har rödlistekategorin angivits inom parentes. Typiska arter inom Natura 2000 som är kopplade till skogsekosystem har markerats med (T). För fridlysta arter anges även paragrafen i Artskyddsförordningen som arten är fridlyst enligt.</w:t>
-      </w:r>
-    </w:p>
-    <w:p>
-      <w:r>
-        <w:t>De påträffade naturvårdsarterna är ett tydligt kvitto på att det rör sig om en skog med höga naturvärden.</w:t>
-      </w:r>
-    </w:p>
-    <w:p>
-      <w:pPr>
-        <w:pStyle w:val="Heading2"/>
-      </w:pPr>
-      <w:r>
-        <w:t>Fridlysta arter</w:t>
-      </w:r>
-    </w:p>
-    <w:p>
-      <w:r>
-        <w:t>Följande fridlysta arter har sina livsmiljöer och växtplatser i den avverkningsanmälda skogen: entita (NT, T, §4), talltita (NT, §4) och spillkråka (T, §4).</w:t>
-      </w:r>
-    </w:p>
-    <w:p>
-      <w:r>
-        <w:t xml:space="preserve">Observera att medlemsländerna är skyldiga att agera i enlighet med EU:s fågeldirektiv där det uttryckligen står att direktivet gäller för fåglar samt för deras ägg, bon och </w:t>
-      </w:r>
-      <w:r>
-        <w:rPr>
-          <w:b/>
-        </w:rPr>
-        <w:t xml:space="preserve">livsmiljöer </w:t>
-      </w:r>
-      <w:r>
-        <w:t>(artikel 1). Vidare att de åtgärder som vidtas inte får leda till en försämring av den nuvarande situationen beträffande bevarandet av de fågelarter som avses i artikel 1 (artikel 13). Fågeldirektivet är styrande för tillsynsansvariga myndigheters ärendehantering, ställningstaganden och beslutsfattande.</w:t>
+        <w:t>Nedan följer beskrivningar av de naturvårdsarter och fridlysta arter som har sina livsmiljöer och växtplatser i den avverkningsanmälda skogen. Se även ytterligare artfakta i BILAGA 1. De påträffade naturvårdsarterna är ett tydligt kvitto på att det rör sig om en skog med höga naturvärden.</w:t>
       </w:r>
     </w:p>
     <w:p>
@@ -144,6 +117,17 @@
       </w:r>
       <w:r>
         <w:t xml:space="preserve"> (Skogsstyrelsen, 2016, SLU Artdatabanken, 2021).</w:t>
+      </w:r>
+    </w:p>
+    <w:p>
+      <w:r>
+        <w:rPr>
+          <w:b/>
+        </w:rPr>
+        <w:t>Talltita (NT, §4)</w:t>
+      </w:r>
+      <w:r>
+        <w:t>, rödlistad som nära hotad och prioriterad art i Skogsvårdslagen, har häckningsrevir i anmälan. Arten har minskat kraftigt de senaste 30 åren och minskningstakten innevarande 10-årsperiod beräknas till 20 (10–30) %. Talltitan är synnerligen trogen sitt cirka 15 hektar stora revir och är beroende av flerskiktade olikåldriga skogar för att kunna föda upp sina ungar. Talltitan försvinner om dess livsmiljö kalavverkas (Eggers &amp; Low, 2014; Ekman, 1979; Griesser et al, 2007; Klein, 2020; Siffczyk et al, 2003; SLU Artdatabanken, 2021).</w:t>
       </w:r>
     </w:p>
     <w:p>
@@ -176,19 +160,25 @@
       </w:r>
     </w:p>
     <w:p>
+      <w:pPr>
+        <w:pStyle w:val="Heading1"/>
+      </w:pPr>
+      <w:r>
+        <w:t>EU:s fågeldirektiv</w:t>
+      </w:r>
+    </w:p>
+    <w:p>
+      <w:r>
+        <w:t xml:space="preserve">Europeiska unionens medlemsländer är skyldiga att agera i enlighet med EU:s fågeldirektiv där det uttryckligen står att direktivet gäller för fåglar samt för deras ägg, bon och </w:t>
+      </w:r>
       <w:r>
         <w:rPr>
           <w:b/>
         </w:rPr>
-        <w:t>Talltita (NT, §4)</w:t>
+        <w:t xml:space="preserve">livsmiljöer </w:t>
       </w:r>
       <w:r>
-        <w:t>, rödlistad som nära hotad och prioriterad art i Skogsvårdslagen, har häckningsrevir i anmälan. Arten har minskat kraftigt de senaste 30 åren och minskningstakten innevarande 10-årsperiod beräknas till 20 (10–30) %. Talltitan är synnerligen trogen sitt cirka 15 hektar stora revir och är beroende av flerskiktade olikåldriga skogar för att kunna föda upp sina ungar. Talltitan försvinner om dess livsmiljö kalavverkas (Eggers &amp; Low, 2014; Ekman, 1979; Griesser et al, 2007; Klein, 2020; Siffczyk et al, 2003; SLU Artdatabanken, 2021).</w:t>
-      </w:r>
-    </w:p>
-    <w:p>
-      <w:r>
-        <w:t>I BILAGA 1 finns mer detaljerad information om ekologi samt krav på livsmiljö hos fridlysta arter.</w:t>
+        <w:t>(artikel 1). Vidare att de åtgärder som vidtas inte får leda till en försämring av den nuvarande situationen beträffande bevarandet av de fågelarter som avses i artikel 1 (artikel 13). Fågeldirektivet är styrande för tillsynsansvariga myndigheters ärendehantering, ställningstaganden och beslutsfattande.</w:t>
       </w:r>
     </w:p>
     <w:p>
@@ -275,78 +265,6 @@
       </w:r>
       <w:r>
         <w:t>SLU Artdatabanken, Uppsala</w:t>
-      </w:r>
-    </w:p>
-    <w:p>
-      <w:pPr>
-        <w:pStyle w:val="Heading1"/>
-      </w:pPr>
-      <w:r>
-        <w:t>Spillkråka – ekologi samt krav på livsmiljön</w:t>
-      </w:r>
-    </w:p>
-    <w:p>
-      <w:r>
-        <w:t xml:space="preserve">Spillkråka (§4) ingår i bilaga 1 EU:s fågeldirektiv och är typisk art för </w:t>
-      </w:r>
-      <w:r>
-        <w:rPr>
-          <w:i/>
-        </w:rPr>
-        <w:t xml:space="preserve">9010 Taiga </w:t>
-      </w:r>
-      <w:r>
-        <w:t>och</w:t>
-      </w:r>
-      <w:r>
-        <w:rPr>
-          <w:i/>
-        </w:rPr>
-        <w:t xml:space="preserve"> 9740 Skogsbevuxen myr</w:t>
-      </w:r>
-      <w:r>
-        <w:t>. Den lever i både barr- och blandskog liksom i ren lövskog. De tätaste populationerna tenderar att finnas i äldre, variationsrik blandskog med gott om död ved och gamla träd. Varje par utnyttjar 400–1000 hektar skog beroende på skogens kvalitet. Skogsbruk med korta omloppstider och täta, homogena ungskogar utgör det största hotet (SLU Artdatabanken, 2026).</w:t>
-      </w:r>
-    </w:p>
-    <w:p>
-      <w:r>
-        <w:t>Spillkråka är en nyckelart i skogliga miljöer vars övergivna bohål utnyttjas av flera andra hålhäckande fågelarter och fladdermöss, däribland pärluggla (EN, §4), knipa (§4), salskrake (§4) och skogsduva (§4). Hökuggla (VU, §4) och slaguggla (§4) häckar ofta i högstubbar som brutits av i höjd med ett gammalt spillkråkebo (Skogsstyrelsen, 2016).</w:t>
-      </w:r>
-    </w:p>
-    <w:p>
-      <w:pPr>
-        <w:pStyle w:val="Heading2"/>
-      </w:pPr>
-      <w:r>
-        <w:t>Referenser – spillkråka</w:t>
-      </w:r>
-    </w:p>
-    <w:p>
-      <w:r>
-        <w:t xml:space="preserve">Skogsstyrelsen, 2016. </w:t>
-      </w:r>
-      <w:r>
-        <w:rPr>
-          <w:i/>
-        </w:rPr>
-        <w:t xml:space="preserve">Vägledning för hänsyn till spillkråka. </w:t>
-      </w:r>
-      <w:r>
-        <w:t>Vägledningar och kunskapsstöd artskydd – Skogsstyrelsen.</w:t>
-      </w:r>
-    </w:p>
-    <w:p>
-      <w:r>
-        <w:t xml:space="preserve">SLU Artdatabanken, 2026. </w:t>
-      </w:r>
-      <w:r>
-        <w:rPr>
-          <w:i/>
-        </w:rPr>
-        <w:t xml:space="preserve">Artfaktablad. Naturvård – artfakta. </w:t>
-      </w:r>
-      <w:r>
-        <w:t>SLU Artdatabanken, Uppsala.</w:t>
       </w:r>
     </w:p>
     <w:p>
@@ -469,6 +387,78 @@
         <w:t>SLU Artdatabanken, Uppsala</w:t>
       </w:r>
     </w:p>
+    <w:p>
+      <w:pPr>
+        <w:pStyle w:val="Heading1"/>
+      </w:pPr>
+      <w:r>
+        <w:t>Spillkråka – ekologi samt krav på livsmiljön</w:t>
+      </w:r>
+    </w:p>
+    <w:p>
+      <w:r>
+        <w:t xml:space="preserve">Spillkråka (§4) ingår i bilaga 1 EU:s fågeldirektiv och är typisk art för </w:t>
+      </w:r>
+      <w:r>
+        <w:rPr>
+          <w:i/>
+        </w:rPr>
+        <w:t xml:space="preserve">9010 Taiga </w:t>
+      </w:r>
+      <w:r>
+        <w:t>och</w:t>
+      </w:r>
+      <w:r>
+        <w:rPr>
+          <w:i/>
+        </w:rPr>
+        <w:t xml:space="preserve"> 9740 Skogsbevuxen myr</w:t>
+      </w:r>
+      <w:r>
+        <w:t>. Den lever i både barr- och blandskog liksom i ren lövskog. De tätaste populationerna tenderar att finnas i äldre, variationsrik blandskog med gott om död ved och gamla träd. Varje par utnyttjar 400–1000 hektar skog beroende på skogens kvalitet. Skogsbruk med korta omloppstider och täta, homogena ungskogar utgör det största hotet (SLU Artdatabanken, 2026).</w:t>
+      </w:r>
+    </w:p>
+    <w:p>
+      <w:r>
+        <w:t>Spillkråka är en nyckelart i skogliga miljöer vars övergivna bohål utnyttjas av flera andra hålhäckande fågelarter och fladdermöss, däribland pärluggla (EN, §4), knipa (§4), salskrake (§4) och skogsduva (§4). Hökuggla (VU, §4) och slaguggla (§4) häckar ofta i högstubbar som brutits av i höjd med ett gammalt spillkråkebo (Skogsstyrelsen, 2016).</w:t>
+      </w:r>
+    </w:p>
+    <w:p>
+      <w:pPr>
+        <w:pStyle w:val="Heading2"/>
+      </w:pPr>
+      <w:r>
+        <w:t>Referenser – spillkråka</w:t>
+      </w:r>
+    </w:p>
+    <w:p>
+      <w:r>
+        <w:t xml:space="preserve">Skogsstyrelsen, 2016. </w:t>
+      </w:r>
+      <w:r>
+        <w:rPr>
+          <w:i/>
+        </w:rPr>
+        <w:t xml:space="preserve">Vägledning för hänsyn till spillkråka. </w:t>
+      </w:r>
+      <w:r>
+        <w:t>Vägledningar och kunskapsstöd artskydd – Skogsstyrelsen.</w:t>
+      </w:r>
+    </w:p>
+    <w:p>
+      <w:r>
+        <w:t xml:space="preserve">SLU Artdatabanken, 2026. </w:t>
+      </w:r>
+      <w:r>
+        <w:rPr>
+          <w:i/>
+        </w:rPr>
+        <w:t xml:space="preserve">Artfaktablad. Naturvård – artfakta. </w:t>
+      </w:r>
+      <w:r>
+        <w:t>SLU Artdatabanken, Uppsala.</w:t>
+      </w:r>
+    </w:p>
     <w:sectPr>
       <w:headerReference w:type="even" r:id="rId8"/>
       <w:headerReference w:type="default" r:id="rId9"/>
@@ -597,7 +587,7 @@
     <w:r>
       <w:tab/>
       <w:tab/>
-      <w:t>2026-06-20</w:t>
+      <w:t>2026-06-21</w:t>
       <w:br/>
       <w:br/>
     </w:r>

--- a/tillsyn/A 22038-2026 tillsynsbegäran.docx
+++ b/tillsyn/A 22038-2026 tillsynsbegäran.docx
@@ -587,7 +587,7 @@
     <w:r>
       <w:tab/>
       <w:tab/>
-      <w:t>2026-06-21</w:t>
+      <w:t>2026-06-22</w:t>
       <w:br/>
       <w:br/>
     </w:r>

--- a/tillsyn/A 22038-2026 tillsynsbegäran.docx
+++ b/tillsyn/A 22038-2026 tillsynsbegäran.docx
@@ -587,7 +587,7 @@
     <w:r>
       <w:tab/>
       <w:tab/>
-      <w:t>2026-06-22</w:t>
+      <w:t>2026-06-23</w:t>
       <w:br/>
       <w:br/>
     </w:r>

--- a/tillsyn/A 22038-2026 tillsynsbegäran.docx
+++ b/tillsyn/A 22038-2026 tillsynsbegäran.docx
@@ -587,7 +587,7 @@
     <w:r>
       <w:tab/>
       <w:tab/>
-      <w:t>2026-06-23</w:t>
+      <w:t>2026-06-24</w:t>
       <w:br/>
       <w:br/>
     </w:r>

--- a/tillsyn/A 22038-2026 tillsynsbegäran.docx
+++ b/tillsyn/A 22038-2026 tillsynsbegäran.docx
@@ -587,7 +587,7 @@
     <w:r>
       <w:tab/>
       <w:tab/>
-      <w:t>2026-06-24</w:t>
+      <w:t>2026-06-25</w:t>
       <w:br/>
       <w:br/>
     </w:r>

--- a/tillsyn/A 22038-2026 tillsynsbegäran.docx
+++ b/tillsyn/A 22038-2026 tillsynsbegäran.docx
@@ -587,7 +587,7 @@
     <w:r>
       <w:tab/>
       <w:tab/>
-      <w:t>2026-06-25</w:t>
+      <w:t>2026-06-26</w:t>
       <w:br/>
       <w:br/>
     </w:r>

--- a/tillsyn/A 22038-2026 tillsynsbegäran.docx
+++ b/tillsyn/A 22038-2026 tillsynsbegäran.docx
@@ -587,7 +587,7 @@
     <w:r>
       <w:tab/>
       <w:tab/>
-      <w:t>2026-06-26</w:t>
+      <w:t>2026-06-27</w:t>
       <w:br/>
       <w:br/>
     </w:r>

--- a/tillsyn/A 22038-2026 tillsynsbegäran.docx
+++ b/tillsyn/A 22038-2026 tillsynsbegäran.docx
@@ -587,7 +587,7 @@
     <w:r>
       <w:tab/>
       <w:tab/>
-      <w:t>2026-06-27</w:t>
+      <w:t>2026-06-28</w:t>
       <w:br/>
       <w:br/>
     </w:r>

--- a/tillsyn/A 22038-2026 tillsynsbegäran.docx
+++ b/tillsyn/A 22038-2026 tillsynsbegäran.docx
@@ -587,7 +587,7 @@
     <w:r>
       <w:tab/>
       <w:tab/>
-      <w:t>2026-06-28</w:t>
+      <w:t>2026-06-29</w:t>
       <w:br/>
       <w:br/>
     </w:r>

--- a/tillsyn/A 22038-2026 tillsynsbegäran.docx
+++ b/tillsyn/A 22038-2026 tillsynsbegäran.docx
@@ -587,7 +587,7 @@
     <w:r>
       <w:tab/>
       <w:tab/>
-      <w:t>2026-06-29</w:t>
+      <w:t>2026-06-30</w:t>
       <w:br/>
       <w:br/>
     </w:r>

--- a/tillsyn/A 22038-2026 tillsynsbegäran.docx
+++ b/tillsyn/A 22038-2026 tillsynsbegäran.docx
@@ -587,7 +587,7 @@
     <w:r>
       <w:tab/>
       <w:tab/>
-      <w:t>2026-06-30</w:t>
+      <w:t>2026-07-01</w:t>
       <w:br/>
       <w:br/>
     </w:r>

--- a/tillsyn/A 22038-2026 tillsynsbegäran.docx
+++ b/tillsyn/A 22038-2026 tillsynsbegäran.docx
@@ -587,7 +587,7 @@
     <w:r>
       <w:tab/>
       <w:tab/>
-      <w:t>2026-07-01</w:t>
+      <w:t>2026-07-02</w:t>
       <w:br/>
       <w:br/>
     </w:r>

--- a/tillsyn/A 22038-2026 tillsynsbegäran.docx
+++ b/tillsyn/A 22038-2026 tillsynsbegäran.docx
@@ -587,7 +587,7 @@
     <w:r>
       <w:tab/>
       <w:tab/>
-      <w:t>2026-07-02</w:t>
+      <w:t>2026-07-03</w:t>
       <w:br/>
       <w:br/>
     </w:r>

--- a/tillsyn/A 22038-2026 tillsynsbegäran.docx
+++ b/tillsyn/A 22038-2026 tillsynsbegäran.docx
@@ -587,7 +587,7 @@
     <w:r>
       <w:tab/>
       <w:tab/>
-      <w:t>2026-07-13</w:t>
+      <w:t>2026-07-14</w:t>
       <w:br/>
       <w:br/>
     </w:r>

--- a/tillsyn/A 22038-2026 tillsynsbegäran.docx
+++ b/tillsyn/A 22038-2026 tillsynsbegäran.docx
@@ -587,7 +587,7 @@
     <w:r>
       <w:tab/>
       <w:tab/>
-      <w:t>2026-07-14</w:t>
+      <w:t>2026-07-15</w:t>
       <w:br/>
       <w:br/>
     </w:r>

--- a/tillsyn/A 22038-2026 tillsynsbegäran.docx
+++ b/tillsyn/A 22038-2026 tillsynsbegäran.docx
@@ -587,7 +587,7 @@
     <w:r>
       <w:tab/>
       <w:tab/>
-      <w:t>2026-07-15</w:t>
+      <w:t>2026-07-16</w:t>
       <w:br/>
       <w:br/>
     </w:r>

--- a/tillsyn/A 22038-2026 tillsynsbegäran.docx
+++ b/tillsyn/A 22038-2026 tillsynsbegäran.docx
@@ -587,7 +587,7 @@
     <w:r>
       <w:tab/>
       <w:tab/>
-      <w:t>2026-07-16</w:t>
+      <w:t>2026-07-17</w:t>
       <w:br/>
       <w:br/>
     </w:r>

--- a/tillsyn/A 22038-2026 tillsynsbegäran.docx
+++ b/tillsyn/A 22038-2026 tillsynsbegäran.docx
@@ -587,7 +587,7 @@
     <w:r>
       <w:tab/>
       <w:tab/>
-      <w:t>2026-07-17</w:t>
+      <w:t>2026-07-18</w:t>
       <w:br/>
       <w:br/>
     </w:r>

--- a/tillsyn/A 22038-2026 tillsynsbegäran.docx
+++ b/tillsyn/A 22038-2026 tillsynsbegäran.docx
@@ -587,7 +587,7 @@
     <w:r>
       <w:tab/>
       <w:tab/>
-      <w:t>2026-07-18</w:t>
+      <w:t>2026-07-19</w:t>
       <w:br/>
       <w:br/>
     </w:r>

--- a/tillsyn/A 22038-2026 tillsynsbegäran.docx
+++ b/tillsyn/A 22038-2026 tillsynsbegäran.docx
@@ -587,7 +587,7 @@
     <w:r>
       <w:tab/>
       <w:tab/>
-      <w:t>2026-07-19</w:t>
+      <w:t>2026-07-20</w:t>
       <w:br/>
       <w:br/>
     </w:r>

--- a/tillsyn/A 22038-2026 tillsynsbegäran.docx
+++ b/tillsyn/A 22038-2026 tillsynsbegäran.docx
@@ -587,7 +587,7 @@
     <w:r>
       <w:tab/>
       <w:tab/>
-      <w:t>2026-07-20</w:t>
+      <w:t>2026-07-21</w:t>
       <w:br/>
       <w:br/>
     </w:r>

--- a/tillsyn/A 22038-2026 tillsynsbegäran.docx
+++ b/tillsyn/A 22038-2026 tillsynsbegäran.docx
@@ -587,7 +587,7 @@
     <w:r>
       <w:tab/>
       <w:tab/>
-      <w:t>2026-07-21</w:t>
+      <w:t>2026-07-22</w:t>
       <w:br/>
       <w:br/>
     </w:r>

--- a/tillsyn/A 22038-2026 tillsynsbegäran.docx
+++ b/tillsyn/A 22038-2026 tillsynsbegäran.docx
@@ -587,7 +587,7 @@
     <w:r>
       <w:tab/>
       <w:tab/>
-      <w:t>2026-07-22</w:t>
+      <w:t>2026-07-23</w:t>
       <w:br/>
       <w:br/>
     </w:r>

--- a/tillsyn/A 22038-2026 tillsynsbegäran.docx
+++ b/tillsyn/A 22038-2026 tillsynsbegäran.docx
@@ -587,7 +587,7 @@
     <w:r>
       <w:tab/>
       <w:tab/>
-      <w:t>2026-07-23</w:t>
+      <w:t>2026-07-24</w:t>
       <w:br/>
       <w:br/>
     </w:r>

--- a/tillsyn/A 22038-2026 tillsynsbegäran.docx
+++ b/tillsyn/A 22038-2026 tillsynsbegäran.docx
@@ -60,7 +60,7 @@
         <w:spacing w:after="240"/>
       </w:pPr>
       <w:r>
-        <w:t>Figur 1. Fyndplatser för naturvårdsarter i och inom 12 meter från avverkningsanmälan. Markörer utan svart kant är placerade på fyndplatsen. Markörer med svart kant är placerade vid sidan av fyndplatsen har ett svart streck som visar fyndplatsens exakta position. Kartans mittpunktskoordinat är N 6253945, E 468167 i SWEREF 99 TM.</w:t>
+        <w:t>Figur 1. Fyndplatser för naturvårdsarter i och inom 12 meter från avverkningsanmälan. Markörer utan svart kant är placerade på fyndplatsen. Markörer med svart kant är placerade vid sidan av fyndplatsen och har ett svart streck som visar fyndplatsens exakta position. Kartans mittpunktskoordinat är N 6253945, E 468167 i SWEREF 99 TM.</w:t>
       </w:r>
     </w:p>
     <w:p>
@@ -587,7 +587,7 @@
     <w:r>
       <w:tab/>
       <w:tab/>
-      <w:t>2026-08-14</w:t>
+      <w:t>2026-08-15</w:t>
       <w:br/>
       <w:br/>
     </w:r>

--- a/tillsyn/A 22038-2026 tillsynsbegäran.docx
+++ b/tillsyn/A 22038-2026 tillsynsbegäran.docx
@@ -587,7 +587,7 @@
     <w:r>
       <w:tab/>
       <w:tab/>
-      <w:t>2026-08-15</w:t>
+      <w:t>2026-08-16</w:t>
       <w:br/>
       <w:br/>
     </w:r>

--- a/tillsyn/A 22038-2026 tillsynsbegäran.docx
+++ b/tillsyn/A 22038-2026 tillsynsbegäran.docx
@@ -587,7 +587,7 @@
     <w:r>
       <w:tab/>
       <w:tab/>
-      <w:t>2026-08-16</w:t>
+      <w:t>2026-08-17</w:t>
       <w:br/>
       <w:br/>
     </w:r>

--- a/tillsyn/A 22038-2026 tillsynsbegäran.docx
+++ b/tillsyn/A 22038-2026 tillsynsbegäran.docx
@@ -587,7 +587,7 @@
     <w:r>
       <w:tab/>
       <w:tab/>
-      <w:t>2026-08-17</w:t>
+      <w:t>2026-08-18</w:t>
       <w:br/>
       <w:br/>
     </w:r>

--- a/tillsyn/A 22038-2026 tillsynsbegäran.docx
+++ b/tillsyn/A 22038-2026 tillsynsbegäran.docx
@@ -587,7 +587,7 @@
     <w:r>
       <w:tab/>
       <w:tab/>
-      <w:t>2026-08-18</w:t>
+      <w:t>2026-08-19</w:t>
       <w:br/>
       <w:br/>
     </w:r>

--- a/tillsyn/A 22038-2026 tillsynsbegäran.docx
+++ b/tillsyn/A 22038-2026 tillsynsbegäran.docx
@@ -587,7 +587,7 @@
     <w:r>
       <w:tab/>
       <w:tab/>
-      <w:t>2026-08-19</w:t>
+      <w:t>2026-08-20</w:t>
       <w:br/>
       <w:br/>
     </w:r>

--- a/tillsyn/A 22038-2026 tillsynsbegäran.docx
+++ b/tillsyn/A 22038-2026 tillsynsbegäran.docx
@@ -587,7 +587,7 @@
     <w:r>
       <w:tab/>
       <w:tab/>
-      <w:t>2026-08-20</w:t>
+      <w:t>2026-08-21</w:t>
       <w:br/>
       <w:br/>
     </w:r>

--- a/tillsyn/A 22038-2026 tillsynsbegäran.docx
+++ b/tillsyn/A 22038-2026 tillsynsbegäran.docx
@@ -587,7 +587,7 @@
     <w:r>
       <w:tab/>
       <w:tab/>
-      <w:t>2026-08-21</w:t>
+      <w:t>2026-08-22</w:t>
       <w:br/>
       <w:br/>
     </w:r>
